--- a/backend/ocr/20marks_Rubrics/US History/US History.docx
+++ b/backend/ocr/20marks_Rubrics/US History/US History.docx
@@ -1,1933 +1,1203 @@
 
 <file path=word/document.xml><?xml version="1.0" encoding="utf-8"?>
-<w:document xmlns:wpc="http://schemas.microsoft.com/office/word/2010/wordprocessingCanvas" xmlns:mo="http://schemas.microsoft.com/office/mac/office/2008/main" xmlns:mc="http://schemas.openxmlformats.org/markup-compatibility/2006" xmlns:mv="urn:schemas-microsoft-com:mac:vml" xmlns:o="urn:schemas-microsoft-com:office:office" xmlns:r="http://schemas.openxmlformats.org/officeDocument/2006/relationships" xmlns:m="http://schemas.openxmlformats.org/officeDocument/2006/math" xmlns:v="urn:schemas-microsoft-com:vml" xmlns:wp14="http://schemas.microsoft.com/office/word/2010/wordprocessingDrawing" xmlns:wp="http://schemas.openxmlformats.org/drawingml/2006/wordprocessingDrawing" xmlns:w10="urn:schemas-microsoft-com:office:word" xmlns:w="http://schemas.openxmlformats.org/wordprocessingml/2006/main" xmlns:w14="http://schemas.microsoft.com/office/word/2010/wordml" xmlns:wpg="http://schemas.microsoft.com/office/word/2010/wordprocessingGroup" xmlns:wpi="http://schemas.microsoft.com/office/word/2010/wordprocessingInk" xmlns:wne="http://schemas.microsoft.com/office/word/2006/wordml" xmlns:wps="http://schemas.microsoft.com/office/word/2010/wordprocessingShape" mc:Ignorable="w14 wp14">
+<w:document xmlns:ve="http://schemas.openxmlformats.org/markup-compatibility/2006" xmlns:o="urn:schemas-microsoft-com:office:office" xmlns:r="http://schemas.openxmlformats.org/officeDocument/2006/relationships" xmlns:m="http://schemas.openxmlformats.org/officeDocument/2006/math" xmlns:v="urn:schemas-microsoft-com:vml" xmlns:wp="http://schemas.openxmlformats.org/drawingml/2006/wordprocessingDrawing" xmlns:w10="urn:schemas-microsoft-com:office:word" xmlns:w="http://schemas.openxmlformats.org/wordprocessingml/2006/main" xmlns:wne="http://schemas.microsoft.com/office/word/2006/wordml">
   <w:body>
     <w:p>
       <w:pPr>
         <w:pStyle w:val="Heading1"/>
+        <w:rPr>
+          <w:rFonts w:ascii="Arial" w:hAnsi="Arial" w:cs="Arial"/>
+          <w:color w:val="000000" w:themeColor="text1"/>
+          <w:sz w:val="44"/>
+          <w:szCs w:val="24"/>
+        </w:rPr>
       </w:pPr>
       <w:r>
-        <w:t>CSS U.S. History Evaluation Rubric (For Bot Assessment — 100 Marks Paper)</w:t>
-      </w:r>
-    </w:p>
-    <w:p>
-      <w:r>
-        <w:t>This rubric aligns with the FPSC CSS syllabus for 'History of the USA' and evaluates answers based on factual accuracy, analytical depth, chronology, and presentation quality. Each question is assessed out of 20 marks.</w:t>
+        <w:rPr>
+          <w:rFonts w:ascii="Arial" w:hAnsi="Arial" w:cs="Arial"/>
+          <w:color w:val="000000" w:themeColor="text1"/>
+          <w:sz w:val="44"/>
+          <w:szCs w:val="24"/>
+        </w:rPr>
+        <w:t xml:space="preserve">CSS U.S. History Evaluation Rubric </w:t>
       </w:r>
     </w:p>
     <w:p>
       <w:pPr>
         <w:pStyle w:val="Heading2"/>
+        <w:rPr>
+          <w:rFonts w:ascii="Arial" w:hAnsi="Arial" w:cs="Arial"/>
+          <w:color w:val="000000" w:themeColor="text1"/>
+          <w:sz w:val="24"/>
+          <w:szCs w:val="24"/>
+        </w:rPr>
       </w:pPr>
       <w:r>
-        <w:t>Overall Evaluation Framework</w:t>
-      </w:r>
-    </w:p>
-    <w:tbl>
-      <w:tblPr>
-        <w:tblW w:type="auto" w:w="0"/>
-        <w:tblLook w:firstColumn="1" w:firstRow="1" w:lastColumn="0" w:lastRow="0" w:noHBand="0" w:noVBand="1" w:val="04A0"/>
-      </w:tblPr>
-      <w:tblGrid>
-        <w:gridCol w:w="2160"/>
-        <w:gridCol w:w="2160"/>
-        <w:gridCol w:w="2160"/>
-        <w:gridCol w:w="2160"/>
-      </w:tblGrid>
-      <w:tr>
-        <w:tc>
-          <w:tcPr>
-            <w:tcW w:type="dxa" w:w="2160"/>
-          </w:tcPr>
-          <w:p>
-            <w:r>
-              <w:t>Dimension</w:t>
-            </w:r>
-          </w:p>
-        </w:tc>
-        <w:tc>
-          <w:tcPr>
-            <w:tcW w:type="dxa" w:w="2160"/>
-          </w:tcPr>
-          <w:p>
-            <w:r>
-              <w:t>Weight (%)</w:t>
-            </w:r>
-          </w:p>
-        </w:tc>
-        <w:tc>
-          <w:tcPr>
-            <w:tcW w:type="dxa" w:w="2160"/>
-          </w:tcPr>
-          <w:p>
-            <w:r>
-              <w:t>Max Marks (out of 20)</w:t>
-            </w:r>
-          </w:p>
-        </w:tc>
-        <w:tc>
-          <w:tcPr>
-            <w:tcW w:type="dxa" w:w="2160"/>
-          </w:tcPr>
-          <w:p>
-            <w:r>
-              <w:t>Purpose</w:t>
-            </w:r>
-          </w:p>
-        </w:tc>
-      </w:tr>
-      <w:tr>
-        <w:tc>
-          <w:tcPr>
-            <w:tcW w:type="dxa" w:w="2160"/>
-          </w:tcPr>
-          <w:p>
-            <w:r>
-              <w:t>Understanding of the Question and Relevance</w:t>
-            </w:r>
-          </w:p>
-        </w:tc>
-        <w:tc>
-          <w:tcPr>
-            <w:tcW w:type="dxa" w:w="2160"/>
-          </w:tcPr>
-          <w:p>
-            <w:r>
-              <w:t>20%</w:t>
-            </w:r>
-          </w:p>
-        </w:tc>
-        <w:tc>
-          <w:tcPr>
-            <w:tcW w:type="dxa" w:w="2160"/>
-          </w:tcPr>
-          <w:p>
-            <w:r>
-              <w:t>4</w:t>
-            </w:r>
-          </w:p>
-        </w:tc>
-        <w:tc>
-          <w:tcPr>
-            <w:tcW w:type="dxa" w:w="2160"/>
-          </w:tcPr>
-          <w:p>
-            <w:r>
-              <w:t>Tests comprehension of the question and its historical scope.</w:t>
-            </w:r>
-          </w:p>
-        </w:tc>
-      </w:tr>
-      <w:tr>
-        <w:tc>
-          <w:tcPr>
-            <w:tcW w:type="dxa" w:w="2160"/>
-          </w:tcPr>
-          <w:p>
-            <w:r>
-              <w:t>Historical Knowledge, Chronology &amp; Conceptual Clarity</w:t>
-            </w:r>
-          </w:p>
-        </w:tc>
-        <w:tc>
-          <w:tcPr>
-            <w:tcW w:type="dxa" w:w="2160"/>
-          </w:tcPr>
-          <w:p>
-            <w:r>
-              <w:t>25%</w:t>
-            </w:r>
-          </w:p>
-        </w:tc>
-        <w:tc>
-          <w:tcPr>
-            <w:tcW w:type="dxa" w:w="2160"/>
-          </w:tcPr>
-          <w:p>
-            <w:r>
-              <w:t>5</w:t>
-            </w:r>
-          </w:p>
-        </w:tc>
-        <w:tc>
-          <w:tcPr>
-            <w:tcW w:type="dxa" w:w="2160"/>
-          </w:tcPr>
-          <w:p>
-            <w:r>
-              <w:t>Evaluates factual command, sequence of events, and conceptual understanding.</w:t>
-            </w:r>
-          </w:p>
-        </w:tc>
-      </w:tr>
-      <w:tr>
-        <w:tc>
-          <w:tcPr>
-            <w:tcW w:type="dxa" w:w="2160"/>
-          </w:tcPr>
-          <w:p>
-            <w:r>
-              <w:t>Analytical Depth and Historical Interpretation</w:t>
-            </w:r>
-          </w:p>
-        </w:tc>
-        <w:tc>
-          <w:tcPr>
-            <w:tcW w:type="dxa" w:w="2160"/>
-          </w:tcPr>
-          <w:p>
-            <w:r>
-              <w:t>20%</w:t>
-            </w:r>
-          </w:p>
-        </w:tc>
-        <w:tc>
-          <w:tcPr>
-            <w:tcW w:type="dxa" w:w="2160"/>
-          </w:tcPr>
-          <w:p>
-            <w:r>
-              <w:t>4</w:t>
-            </w:r>
-          </w:p>
-        </w:tc>
-        <w:tc>
-          <w:tcPr>
-            <w:tcW w:type="dxa" w:w="2160"/>
-          </w:tcPr>
-          <w:p>
-            <w:r>
-              <w:t>Assesses reasoning, causation, and interpretation of historical developments.</w:t>
-            </w:r>
-          </w:p>
-        </w:tc>
-      </w:tr>
-      <w:tr>
-        <w:tc>
-          <w:tcPr>
-            <w:tcW w:type="dxa" w:w="2160"/>
-          </w:tcPr>
-          <w:p>
-            <w:r>
-              <w:t>Use of Evidence, Dates, and References</w:t>
-            </w:r>
-          </w:p>
-        </w:tc>
-        <w:tc>
-          <w:tcPr>
-            <w:tcW w:type="dxa" w:w="2160"/>
-          </w:tcPr>
-          <w:p>
-            <w:r>
-              <w:t>10%</w:t>
-            </w:r>
-          </w:p>
-        </w:tc>
-        <w:tc>
-          <w:tcPr>
-            <w:tcW w:type="dxa" w:w="2160"/>
-          </w:tcPr>
-          <w:p>
-            <w:r>
-              <w:t>2</w:t>
-            </w:r>
-          </w:p>
-        </w:tc>
-        <w:tc>
-          <w:tcPr>
-            <w:tcW w:type="dxa" w:w="2160"/>
-          </w:tcPr>
-          <w:p>
-            <w:r>
-              <w:t>Measures factual accuracy, references, and supporting evidence.</w:t>
-            </w:r>
-          </w:p>
-        </w:tc>
-      </w:tr>
-      <w:tr>
-        <w:tc>
-          <w:tcPr>
-            <w:tcW w:type="dxa" w:w="2160"/>
-          </w:tcPr>
-          <w:p>
-            <w:r>
-              <w:t>Structure, Chronological Coherence &amp; Organization</w:t>
-            </w:r>
-          </w:p>
-        </w:tc>
-        <w:tc>
-          <w:tcPr>
-            <w:tcW w:type="dxa" w:w="2160"/>
-          </w:tcPr>
-          <w:p>
-            <w:r>
-              <w:t>15%</w:t>
-            </w:r>
-          </w:p>
-        </w:tc>
-        <w:tc>
-          <w:tcPr>
-            <w:tcW w:type="dxa" w:w="2160"/>
-          </w:tcPr>
-          <w:p>
-            <w:r>
-              <w:t>3</w:t>
-            </w:r>
-          </w:p>
-        </w:tc>
-        <w:tc>
-          <w:tcPr>
-            <w:tcW w:type="dxa" w:w="2160"/>
-          </w:tcPr>
-          <w:p>
-            <w:r>
-              <w:t>Examines logical sequencing, flow, and format.</w:t>
-            </w:r>
-          </w:p>
-        </w:tc>
-      </w:tr>
-      <w:tr>
-        <w:tc>
-          <w:tcPr>
-            <w:tcW w:type="dxa" w:w="2160"/>
-          </w:tcPr>
-          <w:p>
-            <w:r>
-              <w:t>Language, Expression, and Presentation</w:t>
-            </w:r>
-          </w:p>
-        </w:tc>
-        <w:tc>
-          <w:tcPr>
-            <w:tcW w:type="dxa" w:w="2160"/>
-          </w:tcPr>
-          <w:p>
-            <w:r>
-              <w:t>10%</w:t>
-            </w:r>
-          </w:p>
-        </w:tc>
-        <w:tc>
-          <w:tcPr>
-            <w:tcW w:type="dxa" w:w="2160"/>
-          </w:tcPr>
-          <w:p>
-            <w:r>
-              <w:t>2</w:t>
-            </w:r>
-          </w:p>
-        </w:tc>
-        <w:tc>
-          <w:tcPr>
-            <w:tcW w:type="dxa" w:w="2160"/>
-          </w:tcPr>
-          <w:p>
-            <w:r>
-              <w:t>Evaluates clarity, tone, grammar, and overall writing quality.</w:t>
-            </w:r>
-          </w:p>
-        </w:tc>
-      </w:tr>
-    </w:tbl>
-    <w:p>
-      <w:pPr>
-        <w:pStyle w:val="Heading2"/>
-      </w:pPr>
-      <w:r>
+        <w:rPr>
+          <w:rFonts w:ascii="Arial" w:hAnsi="Arial" w:cs="Arial"/>
+          <w:color w:val="000000" w:themeColor="text1"/>
+          <w:sz w:val="24"/>
+          <w:szCs w:val="24"/>
+        </w:rPr>
         <w:t>1. Understanding of the Question and Relevance (4 Marks)</w:t>
       </w:r>
     </w:p>
     <w:p>
+      <w:pPr>
+        <w:rPr>
+          <w:rFonts w:ascii="Arial" w:hAnsi="Arial" w:cs="Arial"/>
+          <w:color w:val="000000" w:themeColor="text1"/>
+          <w:sz w:val="24"/>
+          <w:szCs w:val="24"/>
+        </w:rPr>
+      </w:pPr>
       <w:r>
+        <w:rPr>
+          <w:rFonts w:ascii="Arial" w:hAnsi="Arial" w:cs="Arial"/>
+          <w:color w:val="000000" w:themeColor="text1"/>
+          <w:sz w:val="24"/>
+          <w:szCs w:val="24"/>
+        </w:rPr>
         <w:t>Objective: Ensure the candidate grasps the historical scope and analytical focus of the question.</w:t>
       </w:r>
     </w:p>
     <w:p>
+      <w:pPr>
+        <w:rPr>
+          <w:rFonts w:ascii="Arial" w:hAnsi="Arial" w:cs="Arial"/>
+          <w:color w:val="000000" w:themeColor="text1"/>
+          <w:sz w:val="24"/>
+          <w:szCs w:val="24"/>
+        </w:rPr>
+      </w:pPr>
       <w:r>
+        <w:rPr>
+          <w:rFonts w:ascii="Arial" w:hAnsi="Arial" w:cs="Arial"/>
+          <w:color w:val="000000" w:themeColor="text1"/>
+          <w:sz w:val="24"/>
+          <w:szCs w:val="24"/>
+        </w:rPr>
         <w:t>Indicators:</w:t>
       </w:r>
     </w:p>
     <w:p>
       <w:pPr>
         <w:pStyle w:val="ListBullet"/>
+        <w:rPr>
+          <w:rFonts w:ascii="Arial" w:hAnsi="Arial" w:cs="Arial"/>
+          <w:color w:val="000000" w:themeColor="text1"/>
+          <w:sz w:val="24"/>
+          <w:szCs w:val="24"/>
+        </w:rPr>
       </w:pPr>
       <w:r>
-        <w:t>• Demonstrates clear understanding of time period and topic.</w:t>
+        <w:rPr>
+          <w:rFonts w:ascii="Arial" w:hAnsi="Arial" w:cs="Arial"/>
+          <w:color w:val="000000" w:themeColor="text1"/>
+          <w:sz w:val="24"/>
+          <w:szCs w:val="24"/>
+        </w:rPr>
+        <w:t>Demonstrates clear understa</w:t>
+      </w:r>
+      <w:r>
+        <w:rPr>
+          <w:rFonts w:ascii="Arial" w:hAnsi="Arial" w:cs="Arial"/>
+          <w:color w:val="000000" w:themeColor="text1"/>
+          <w:sz w:val="24"/>
+          <w:szCs w:val="24"/>
+        </w:rPr>
+        <w:t>nding of time period and topic.</w:t>
       </w:r>
     </w:p>
     <w:p>
       <w:pPr>
         <w:pStyle w:val="ListBullet"/>
+        <w:rPr>
+          <w:rFonts w:ascii="Arial" w:hAnsi="Arial" w:cs="Arial"/>
+          <w:sz w:val="24"/>
+          <w:szCs w:val="24"/>
+        </w:rPr>
       </w:pPr>
       <w:r>
-        <w:t>• Addresses all aspects — causes, consequences, significance, personalities, policies.</w:t>
+        <w:rPr>
+          <w:rFonts w:ascii="Arial" w:hAnsi="Arial" w:cs="Arial"/>
+          <w:sz w:val="24"/>
+          <w:szCs w:val="24"/>
+        </w:rPr>
+        <w:t>Interprets the question statement accurately.</w:t>
       </w:r>
     </w:p>
     <w:p>
       <w:pPr>
         <w:pStyle w:val="ListBullet"/>
+        <w:rPr>
+          <w:rFonts w:ascii="Arial" w:hAnsi="Arial" w:cs="Arial"/>
+          <w:sz w:val="24"/>
+          <w:szCs w:val="24"/>
+        </w:rPr>
       </w:pPr>
       <w:r>
-        <w:t>• Avoids general storytelling; keeps every paragraph linked to the question.</w:t>
+        <w:rPr>
+          <w:rFonts w:ascii="Arial" w:hAnsi="Arial" w:cs="Arial"/>
+          <w:sz w:val="24"/>
+          <w:szCs w:val="24"/>
+        </w:rPr>
+        <w:t>Understands what exactly is being asked in the question.</w:t>
       </w:r>
     </w:p>
     <w:p>
       <w:pPr>
         <w:pStyle w:val="ListBullet"/>
+        <w:rPr>
+          <w:rFonts w:ascii="Arial" w:hAnsi="Arial" w:cs="Arial"/>
+          <w:sz w:val="24"/>
+          <w:szCs w:val="24"/>
+        </w:rPr>
       </w:pPr>
       <w:r>
-        <w:t>• Subheadings reflect direct relevance to the question.</w:t>
+        <w:rPr>
+          <w:rFonts w:ascii="Arial" w:hAnsi="Arial" w:cs="Arial"/>
+          <w:sz w:val="24"/>
+          <w:szCs w:val="24"/>
+        </w:rPr>
+        <w:t>Identifies keywords (for example: evaluate, discuss, critically analyze etc) and key concepts being asked in the question statement and addresses them in the answer.</w:t>
       </w:r>
     </w:p>
     <w:p>
+      <w:pPr>
+        <w:pStyle w:val="ListBullet"/>
+        <w:rPr>
+          <w:rFonts w:ascii="Arial" w:hAnsi="Arial" w:cs="Arial"/>
+          <w:sz w:val="24"/>
+          <w:szCs w:val="24"/>
+        </w:rPr>
+      </w:pPr>
       <w:r>
-        <w:t>Marks Guide:</w:t>
+        <w:rPr>
+          <w:rFonts w:ascii="Arial" w:hAnsi="Arial" w:cs="Arial"/>
+          <w:sz w:val="24"/>
+          <w:szCs w:val="24"/>
+        </w:rPr>
+        <w:t>Stays relevant to the question being asked.</w:t>
       </w:r>
     </w:p>
-    <w:tbl>
-      <w:tblPr>
-        <w:tblW w:type="auto" w:w="0"/>
-        <w:tblLook w:firstColumn="1" w:firstRow="1" w:lastColumn="0" w:lastRow="0" w:noHBand="0" w:noVBand="1" w:val="04A0"/>
-      </w:tblPr>
-      <w:tblGrid>
-        <w:gridCol w:w="2880"/>
-        <w:gridCol w:w="2880"/>
-        <w:gridCol w:w="2880"/>
-      </w:tblGrid>
-      <w:tr>
-        <w:tc>
-          <w:tcPr>
-            <w:tcW w:type="dxa" w:w="2880"/>
-          </w:tcPr>
-          <w:p>
-            <w:r>
-              <w:t>Level</w:t>
-            </w:r>
-          </w:p>
-        </w:tc>
-        <w:tc>
-          <w:tcPr>
-            <w:tcW w:type="dxa" w:w="2880"/>
-          </w:tcPr>
-          <w:p>
-            <w:r>
-              <w:t>Descriptor</w:t>
-            </w:r>
-          </w:p>
-        </w:tc>
-        <w:tc>
-          <w:tcPr>
-            <w:tcW w:type="dxa" w:w="2880"/>
-          </w:tcPr>
-          <w:p>
-            <w:r>
-              <w:t>Marks</w:t>
-            </w:r>
-          </w:p>
-        </w:tc>
-      </w:tr>
-      <w:tr>
-        <w:tc>
-          <w:tcPr>
-            <w:tcW w:type="dxa" w:w="2880"/>
-          </w:tcPr>
-          <w:p>
-            <w:r>
-              <w:t>Excellent</w:t>
-            </w:r>
-          </w:p>
-        </w:tc>
-        <w:tc>
-          <w:tcPr>
-            <w:tcW w:type="dxa" w:w="2880"/>
-          </w:tcPr>
-          <w:p>
-            <w:r>
-              <w:t>Fully relevant and contextually accurate; covers all dimensions</w:t>
-            </w:r>
-          </w:p>
-        </w:tc>
-        <w:tc>
-          <w:tcPr>
-            <w:tcW w:type="dxa" w:w="2880"/>
-          </w:tcPr>
-          <w:p>
-            <w:r>
-              <w:t>4</w:t>
-            </w:r>
-          </w:p>
-        </w:tc>
-      </w:tr>
-      <w:tr>
-        <w:tc>
-          <w:tcPr>
-            <w:tcW w:type="dxa" w:w="2880"/>
-          </w:tcPr>
-          <w:p>
-            <w:r>
-              <w:t>Good</w:t>
-            </w:r>
-          </w:p>
-        </w:tc>
-        <w:tc>
-          <w:tcPr>
-            <w:tcW w:type="dxa" w:w="2880"/>
-          </w:tcPr>
-          <w:p>
-            <w:r>
-              <w:t>Mostly relevant; minor digressions</w:t>
-            </w:r>
-          </w:p>
-        </w:tc>
-        <w:tc>
-          <w:tcPr>
-            <w:tcW w:type="dxa" w:w="2880"/>
-          </w:tcPr>
-          <w:p>
-            <w:r>
-              <w:t>3</w:t>
-            </w:r>
-          </w:p>
-        </w:tc>
-      </w:tr>
-      <w:tr>
-        <w:tc>
-          <w:tcPr>
-            <w:tcW w:type="dxa" w:w="2880"/>
-          </w:tcPr>
-          <w:p>
-            <w:r>
-              <w:t>Average</w:t>
-            </w:r>
-          </w:p>
-        </w:tc>
-        <w:tc>
-          <w:tcPr>
-            <w:tcW w:type="dxa" w:w="2880"/>
-          </w:tcPr>
-          <w:p>
-            <w:r>
-              <w:t>Some understanding; partial relevance</w:t>
-            </w:r>
-          </w:p>
-        </w:tc>
-        <w:tc>
-          <w:tcPr>
-            <w:tcW w:type="dxa" w:w="2880"/>
-          </w:tcPr>
-          <w:p>
-            <w:r>
-              <w:t>2</w:t>
-            </w:r>
-          </w:p>
-        </w:tc>
-      </w:tr>
-      <w:tr>
-        <w:tc>
-          <w:tcPr>
-            <w:tcW w:type="dxa" w:w="2880"/>
-          </w:tcPr>
-          <w:p>
-            <w:r>
-              <w:t>Weak</w:t>
-            </w:r>
-          </w:p>
-        </w:tc>
-        <w:tc>
-          <w:tcPr>
-            <w:tcW w:type="dxa" w:w="2880"/>
-          </w:tcPr>
-          <w:p>
-            <w:r>
-              <w:t>Off-topic or vague historical discussion</w:t>
-            </w:r>
-          </w:p>
-        </w:tc>
-        <w:tc>
-          <w:tcPr>
-            <w:tcW w:type="dxa" w:w="2880"/>
-          </w:tcPr>
-          <w:p>
-            <w:r>
-              <w:t>0–1</w:t>
-            </w:r>
-          </w:p>
-        </w:tc>
-      </w:tr>
-    </w:tbl>
+    <w:p>
+      <w:pPr>
+        <w:pStyle w:val="ListBullet"/>
+        <w:rPr>
+          <w:rFonts w:ascii="Arial" w:hAnsi="Arial" w:cs="Arial"/>
+          <w:color w:val="000000" w:themeColor="text1"/>
+          <w:sz w:val="24"/>
+          <w:szCs w:val="24"/>
+        </w:rPr>
+      </w:pPr>
+      <w:r>
+        <w:rPr>
+          <w:rFonts w:ascii="Arial" w:hAnsi="Arial" w:cs="Arial"/>
+          <w:color w:val="000000" w:themeColor="text1"/>
+          <w:sz w:val="24"/>
+          <w:szCs w:val="24"/>
+        </w:rPr>
+        <w:t>Addresses all aspects — causes, consequences, significance, personalities, policies.</w:t>
+      </w:r>
+    </w:p>
+    <w:p>
+      <w:pPr>
+        <w:pStyle w:val="ListBullet"/>
+        <w:rPr>
+          <w:rFonts w:ascii="Arial" w:hAnsi="Arial" w:cs="Arial"/>
+          <w:color w:val="000000" w:themeColor="text1"/>
+          <w:sz w:val="24"/>
+          <w:szCs w:val="24"/>
+        </w:rPr>
+      </w:pPr>
+      <w:r>
+        <w:rPr>
+          <w:rFonts w:ascii="Arial" w:hAnsi="Arial" w:cs="Arial"/>
+          <w:color w:val="000000" w:themeColor="text1"/>
+          <w:sz w:val="24"/>
+          <w:szCs w:val="24"/>
+        </w:rPr>
+        <w:t>Avoids general storytelling; keeps every paragraph linked to the question.</w:t>
+      </w:r>
+    </w:p>
+    <w:p>
+      <w:pPr>
+        <w:pStyle w:val="ListBullet"/>
+        <w:rPr>
+          <w:rFonts w:ascii="Arial" w:hAnsi="Arial" w:cs="Arial"/>
+          <w:color w:val="000000" w:themeColor="text1"/>
+          <w:sz w:val="24"/>
+          <w:szCs w:val="24"/>
+        </w:rPr>
+      </w:pPr>
+      <w:r>
+        <w:rPr>
+          <w:rFonts w:ascii="Arial" w:hAnsi="Arial" w:cs="Arial"/>
+          <w:color w:val="000000" w:themeColor="text1"/>
+          <w:sz w:val="24"/>
+          <w:szCs w:val="24"/>
+        </w:rPr>
+        <w:t>Subheadings reflect direct relevance to the question.</w:t>
+      </w:r>
+    </w:p>
     <w:p>
       <w:pPr>
         <w:pStyle w:val="Heading2"/>
+        <w:rPr>
+          <w:rFonts w:ascii="Arial" w:hAnsi="Arial" w:cs="Arial"/>
+          <w:color w:val="000000" w:themeColor="text1"/>
+          <w:sz w:val="24"/>
+          <w:szCs w:val="24"/>
+        </w:rPr>
+      </w:pPr>
+    </w:p>
+    <w:p>
+      <w:pPr>
+        <w:pStyle w:val="Heading2"/>
+        <w:rPr>
+          <w:rFonts w:ascii="Arial" w:hAnsi="Arial" w:cs="Arial"/>
+          <w:color w:val="000000" w:themeColor="text1"/>
+          <w:sz w:val="24"/>
+          <w:szCs w:val="24"/>
+        </w:rPr>
       </w:pPr>
       <w:r>
+        <w:rPr>
+          <w:rFonts w:ascii="Arial" w:hAnsi="Arial" w:cs="Arial"/>
+          <w:color w:val="000000" w:themeColor="text1"/>
+          <w:sz w:val="24"/>
+          <w:szCs w:val="24"/>
+        </w:rPr>
         <w:t>2. Historical Knowledge, Chronology &amp; Conceptual Clarity (5 Marks)</w:t>
       </w:r>
     </w:p>
     <w:p>
+      <w:pPr>
+        <w:rPr>
+          <w:rFonts w:ascii="Arial" w:hAnsi="Arial" w:cs="Arial"/>
+          <w:color w:val="000000" w:themeColor="text1"/>
+          <w:sz w:val="24"/>
+          <w:szCs w:val="24"/>
+        </w:rPr>
+      </w:pPr>
       <w:r>
+        <w:rPr>
+          <w:rFonts w:ascii="Arial" w:hAnsi="Arial" w:cs="Arial"/>
+          <w:color w:val="000000" w:themeColor="text1"/>
+          <w:sz w:val="24"/>
+          <w:szCs w:val="24"/>
+        </w:rPr>
         <w:t>Objective: Measure factual command, sequence, and understanding of U.S. historical development.</w:t>
       </w:r>
     </w:p>
     <w:p>
+      <w:pPr>
+        <w:rPr>
+          <w:rFonts w:ascii="Arial" w:hAnsi="Arial" w:cs="Arial"/>
+          <w:color w:val="000000" w:themeColor="text1"/>
+          <w:sz w:val="24"/>
+          <w:szCs w:val="24"/>
+        </w:rPr>
+      </w:pPr>
       <w:r>
+        <w:rPr>
+          <w:rFonts w:ascii="Arial" w:hAnsi="Arial" w:cs="Arial"/>
+          <w:color w:val="000000" w:themeColor="text1"/>
+          <w:sz w:val="24"/>
+          <w:szCs w:val="24"/>
+        </w:rPr>
         <w:t>Indicators:</w:t>
       </w:r>
     </w:p>
     <w:p>
       <w:pPr>
         <w:pStyle w:val="ListBullet"/>
+        <w:rPr>
+          <w:rFonts w:ascii="Arial" w:hAnsi="Arial" w:cs="Arial"/>
+          <w:color w:val="000000" w:themeColor="text1"/>
+          <w:sz w:val="24"/>
+          <w:szCs w:val="24"/>
+        </w:rPr>
       </w:pPr>
       <w:r>
-        <w:t>• Mastery over timeline from colonization to modern era (1492–present).</w:t>
+        <w:rPr>
+          <w:rFonts w:ascii="Arial" w:hAnsi="Arial" w:cs="Arial"/>
+          <w:color w:val="000000" w:themeColor="text1"/>
+          <w:sz w:val="24"/>
+          <w:szCs w:val="24"/>
+        </w:rPr>
+        <w:t>Mastery over timeline from colonization to modern era (1492–present).</w:t>
       </w:r>
     </w:p>
     <w:p>
       <w:pPr>
         <w:pStyle w:val="ListBullet"/>
+        <w:rPr>
+          <w:rFonts w:ascii="Arial" w:hAnsi="Arial" w:cs="Arial"/>
+          <w:color w:val="000000" w:themeColor="text1"/>
+          <w:sz w:val="24"/>
+          <w:szCs w:val="24"/>
+        </w:rPr>
       </w:pPr>
       <w:r>
-        <w:t>• Accurately connects events to their historical context.</w:t>
+        <w:rPr>
+          <w:rFonts w:ascii="Arial" w:hAnsi="Arial" w:cs="Arial"/>
+          <w:color w:val="000000" w:themeColor="text1"/>
+          <w:sz w:val="24"/>
+          <w:szCs w:val="24"/>
+        </w:rPr>
+        <w:t>Accurately connects events to their historical context.</w:t>
       </w:r>
     </w:p>
     <w:p>
       <w:pPr>
         <w:pStyle w:val="ListBullet"/>
+        <w:rPr>
+          <w:rFonts w:ascii="Arial" w:hAnsi="Arial" w:cs="Arial"/>
+          <w:color w:val="000000" w:themeColor="text1"/>
+          <w:sz w:val="24"/>
+          <w:szCs w:val="24"/>
+        </w:rPr>
       </w:pPr>
       <w:r>
-        <w:t>• Distinguishes between causes and results of major events.</w:t>
+        <w:rPr>
+          <w:rFonts w:ascii="Arial" w:hAnsi="Arial" w:cs="Arial"/>
+          <w:color w:val="000000" w:themeColor="text1"/>
+          <w:sz w:val="24"/>
+          <w:szCs w:val="24"/>
+        </w:rPr>
+        <w:t>Distinguishes between causes and results of major events.</w:t>
       </w:r>
     </w:p>
     <w:p>
       <w:pPr>
         <w:pStyle w:val="ListBullet"/>
+        <w:rPr>
+          <w:rFonts w:ascii="Arial" w:hAnsi="Arial" w:cs="Arial"/>
+          <w:color w:val="000000" w:themeColor="text1"/>
+          <w:sz w:val="24"/>
+          <w:szCs w:val="24"/>
+        </w:rPr>
       </w:pPr>
       <w:r>
-        <w:t>• Understands key constitutional, social, and political concepts.</w:t>
+        <w:rPr>
+          <w:rFonts w:ascii="Arial" w:hAnsi="Arial" w:cs="Arial"/>
+          <w:color w:val="000000" w:themeColor="text1"/>
+          <w:sz w:val="24"/>
+          <w:szCs w:val="24"/>
+        </w:rPr>
+        <w:t>Understands key constitutional, social, and political concepts.</w:t>
       </w:r>
     </w:p>
     <w:p>
-      <w:r>
-        <w:t>Marks Guide:</w:t>
-      </w:r>
-    </w:p>
-    <w:tbl>
-      <w:tblPr>
-        <w:tblW w:type="auto" w:w="0"/>
-        <w:tblLook w:firstColumn="1" w:firstRow="1" w:lastColumn="0" w:lastRow="0" w:noHBand="0" w:noVBand="1" w:val="04A0"/>
-      </w:tblPr>
-      <w:tblGrid>
-        <w:gridCol w:w="2880"/>
-        <w:gridCol w:w="2880"/>
-        <w:gridCol w:w="2880"/>
-      </w:tblGrid>
-      <w:tr>
-        <w:tc>
-          <w:tcPr>
-            <w:tcW w:type="dxa" w:w="2880"/>
-          </w:tcPr>
-          <w:p>
-            <w:r>
-              <w:t>Level</w:t>
-            </w:r>
-          </w:p>
-        </w:tc>
-        <w:tc>
-          <w:tcPr>
-            <w:tcW w:type="dxa" w:w="2880"/>
-          </w:tcPr>
-          <w:p>
-            <w:r>
-              <w:t>Descriptor</w:t>
-            </w:r>
-          </w:p>
-        </w:tc>
-        <w:tc>
-          <w:tcPr>
-            <w:tcW w:type="dxa" w:w="2880"/>
-          </w:tcPr>
-          <w:p>
-            <w:r>
-              <w:t>Marks</w:t>
-            </w:r>
-          </w:p>
-        </w:tc>
-      </w:tr>
-      <w:tr>
-        <w:tc>
-          <w:tcPr>
-            <w:tcW w:type="dxa" w:w="2880"/>
-          </w:tcPr>
-          <w:p>
-            <w:r>
-              <w:t>Excellent</w:t>
-            </w:r>
-          </w:p>
-        </w:tc>
-        <w:tc>
-          <w:tcPr>
-            <w:tcW w:type="dxa" w:w="2880"/>
-          </w:tcPr>
-          <w:p>
-            <w:r>
-              <w:t>Comprehensive grasp of facts, timeline, and ideas</w:t>
-            </w:r>
-          </w:p>
-        </w:tc>
-        <w:tc>
-          <w:tcPr>
-            <w:tcW w:type="dxa" w:w="2880"/>
-          </w:tcPr>
-          <w:p>
-            <w:r>
-              <w:t>5</w:t>
-            </w:r>
-          </w:p>
-        </w:tc>
-      </w:tr>
-      <w:tr>
-        <w:tc>
-          <w:tcPr>
-            <w:tcW w:type="dxa" w:w="2880"/>
-          </w:tcPr>
-          <w:p>
-            <w:r>
-              <w:t>Good</w:t>
-            </w:r>
-          </w:p>
-        </w:tc>
-        <w:tc>
-          <w:tcPr>
-            <w:tcW w:type="dxa" w:w="2880"/>
-          </w:tcPr>
-          <w:p>
-            <w:r>
-              <w:t>Accurate but misses some details or transitions</w:t>
-            </w:r>
-          </w:p>
-        </w:tc>
-        <w:tc>
-          <w:tcPr>
-            <w:tcW w:type="dxa" w:w="2880"/>
-          </w:tcPr>
-          <w:p>
-            <w:r>
-              <w:t>3–4</w:t>
-            </w:r>
-          </w:p>
-        </w:tc>
-      </w:tr>
-      <w:tr>
-        <w:tc>
-          <w:tcPr>
-            <w:tcW w:type="dxa" w:w="2880"/>
-          </w:tcPr>
-          <w:p>
-            <w:r>
-              <w:t>Average</w:t>
-            </w:r>
-          </w:p>
-        </w:tc>
-        <w:tc>
-          <w:tcPr>
-            <w:tcW w:type="dxa" w:w="2880"/>
-          </w:tcPr>
-          <w:p>
-            <w:r>
-              <w:t>Moderate factual command; minor chronological errors</w:t>
-            </w:r>
-          </w:p>
-        </w:tc>
-        <w:tc>
-          <w:tcPr>
-            <w:tcW w:type="dxa" w:w="2880"/>
-          </w:tcPr>
-          <w:p>
-            <w:r>
-              <w:t>2</w:t>
-            </w:r>
-          </w:p>
-        </w:tc>
-      </w:tr>
-      <w:tr>
-        <w:tc>
-          <w:tcPr>
-            <w:tcW w:type="dxa" w:w="2880"/>
-          </w:tcPr>
-          <w:p>
-            <w:r>
-              <w:t>Weak</w:t>
-            </w:r>
-          </w:p>
-        </w:tc>
-        <w:tc>
-          <w:tcPr>
-            <w:tcW w:type="dxa" w:w="2880"/>
-          </w:tcPr>
-          <w:p>
-            <w:r>
-              <w:t>Inaccurate or scattered historical knowledge</w:t>
-            </w:r>
-          </w:p>
-        </w:tc>
-        <w:tc>
-          <w:tcPr>
-            <w:tcW w:type="dxa" w:w="2880"/>
-          </w:tcPr>
-          <w:p>
-            <w:r>
-              <w:t>0–1</w:t>
-            </w:r>
-          </w:p>
-        </w:tc>
-      </w:tr>
-    </w:tbl>
-    <w:p>
       <w:pPr>
         <w:pStyle w:val="Heading2"/>
+        <w:rPr>
+          <w:rFonts w:ascii="Arial" w:hAnsi="Arial" w:cs="Arial"/>
+          <w:color w:val="000000" w:themeColor="text1"/>
+          <w:sz w:val="24"/>
+          <w:szCs w:val="24"/>
+        </w:rPr>
       </w:pPr>
       <w:r>
-        <w:t>3. Analytical Depth and Historical Interpretation (4 Marks)</w:t>
+        <w:rPr>
+          <w:rFonts w:ascii="Arial" w:hAnsi="Arial" w:cs="Arial"/>
+          <w:color w:val="000000" w:themeColor="text1"/>
+          <w:sz w:val="24"/>
+          <w:szCs w:val="24"/>
+        </w:rPr>
+        <w:t xml:space="preserve">3. Analytical Depth and Historical Interpretation (4 </w:t>
+      </w:r>
+      <w:r>
+        <w:rPr>
+          <w:rFonts w:ascii="Arial" w:hAnsi="Arial" w:cs="Arial"/>
+          <w:color w:val="000000" w:themeColor="text1"/>
+          <w:sz w:val="24"/>
+          <w:szCs w:val="24"/>
+        </w:rPr>
+        <w:t>Marks)</w:t>
       </w:r>
     </w:p>
     <w:p>
+      <w:pPr>
+        <w:rPr>
+          <w:rFonts w:ascii="Arial" w:hAnsi="Arial" w:cs="Arial"/>
+          <w:color w:val="000000" w:themeColor="text1"/>
+          <w:sz w:val="24"/>
+          <w:szCs w:val="24"/>
+        </w:rPr>
+      </w:pPr>
       <w:r>
+        <w:rPr>
+          <w:rFonts w:ascii="Arial" w:hAnsi="Arial" w:cs="Arial"/>
+          <w:color w:val="000000" w:themeColor="text1"/>
+          <w:sz w:val="24"/>
+          <w:szCs w:val="24"/>
+        </w:rPr>
         <w:t>Objective: Evaluate analytical reasoning and ability to interpret historical significance.</w:t>
       </w:r>
     </w:p>
     <w:p>
+      <w:pPr>
+        <w:rPr>
+          <w:rFonts w:ascii="Arial" w:hAnsi="Arial" w:cs="Arial"/>
+          <w:color w:val="000000" w:themeColor="text1"/>
+          <w:sz w:val="24"/>
+          <w:szCs w:val="24"/>
+        </w:rPr>
+      </w:pPr>
       <w:r>
+        <w:rPr>
+          <w:rFonts w:ascii="Arial" w:hAnsi="Arial" w:cs="Arial"/>
+          <w:color w:val="000000" w:themeColor="text1"/>
+          <w:sz w:val="24"/>
+          <w:szCs w:val="24"/>
+        </w:rPr>
         <w:t>Indicators:</w:t>
       </w:r>
     </w:p>
     <w:p>
       <w:pPr>
         <w:pStyle w:val="ListBullet"/>
+        <w:rPr>
+          <w:rFonts w:ascii="Arial" w:hAnsi="Arial" w:cs="Arial"/>
+          <w:color w:val="000000" w:themeColor="text1"/>
+          <w:sz w:val="24"/>
+          <w:szCs w:val="24"/>
+        </w:rPr>
       </w:pPr>
       <w:r>
-        <w:t>• Goes beyond narration — explains causes, motives, and implications.</w:t>
+        <w:rPr>
+          <w:rFonts w:ascii="Arial" w:hAnsi="Arial" w:cs="Arial"/>
+          <w:color w:val="000000" w:themeColor="text1"/>
+          <w:sz w:val="24"/>
+          <w:szCs w:val="24"/>
+        </w:rPr>
+        <w:t>Goes beyond narration — explains causes, motives, and implications.</w:t>
       </w:r>
     </w:p>
     <w:p>
       <w:pPr>
         <w:pStyle w:val="ListBullet"/>
+        <w:rPr>
+          <w:rFonts w:ascii="Arial" w:hAnsi="Arial" w:cs="Arial"/>
+          <w:color w:val="000000" w:themeColor="text1"/>
+          <w:sz w:val="24"/>
+          <w:szCs w:val="24"/>
+        </w:rPr>
       </w:pPr>
       <w:r>
-        <w:t>• Compares historical periods or leaders (e.g., Wilson vs. Roosevelt reforms).</w:t>
+        <w:rPr>
+          <w:rFonts w:ascii="Arial" w:hAnsi="Arial" w:cs="Arial"/>
+          <w:color w:val="000000" w:themeColor="text1"/>
+          <w:sz w:val="24"/>
+          <w:szCs w:val="24"/>
+        </w:rPr>
+        <w:t>Compares historical periods or leaders (e.g., Wilson vs. Roosevelt reforms</w:t>
+      </w:r>
+      <w:r>
+        <w:rPr>
+          <w:rFonts w:ascii="Arial" w:hAnsi="Arial" w:cs="Arial"/>
+          <w:color w:val="000000" w:themeColor="text1"/>
+          <w:sz w:val="24"/>
+          <w:szCs w:val="24"/>
+        </w:rPr>
+        <w:t>).</w:t>
       </w:r>
     </w:p>
     <w:p>
       <w:pPr>
         <w:pStyle w:val="ListBullet"/>
+        <w:rPr>
+          <w:rFonts w:ascii="Arial" w:hAnsi="Arial" w:cs="Arial"/>
+          <w:color w:val="000000" w:themeColor="text1"/>
+          <w:sz w:val="24"/>
+          <w:szCs w:val="24"/>
+        </w:rPr>
       </w:pPr>
       <w:r>
-        <w:t>• Incorporates historians’ interpretations or perspectives.</w:t>
+        <w:rPr>
+          <w:rFonts w:ascii="Arial" w:hAnsi="Arial" w:cs="Arial"/>
+          <w:color w:val="000000" w:themeColor="text1"/>
+          <w:sz w:val="24"/>
+          <w:szCs w:val="24"/>
+        </w:rPr>
+        <w:lastRenderedPageBreak/>
+        <w:t>Incorporates historians’ interpretations or perspectives.</w:t>
       </w:r>
     </w:p>
     <w:p>
       <w:pPr>
         <w:pStyle w:val="ListBullet"/>
+        <w:rPr>
+          <w:rFonts w:ascii="Arial" w:hAnsi="Arial" w:cs="Arial"/>
+          <w:color w:val="000000" w:themeColor="text1"/>
+          <w:sz w:val="24"/>
+          <w:szCs w:val="24"/>
+        </w:rPr>
       </w:pPr>
       <w:r>
-        <w:t>• Identifies turning points, continuities, and patterns.</w:t>
+        <w:rPr>
+          <w:rFonts w:ascii="Arial" w:hAnsi="Arial" w:cs="Arial"/>
+          <w:color w:val="000000" w:themeColor="text1"/>
+          <w:sz w:val="24"/>
+          <w:szCs w:val="24"/>
+        </w:rPr>
+        <w:t>Identifies turning points, continuities, and patterns.</w:t>
       </w:r>
     </w:p>
     <w:p>
-      <w:r>
-        <w:t>Marks Guide:</w:t>
-      </w:r>
-    </w:p>
-    <w:tbl>
-      <w:tblPr>
-        <w:tblW w:type="auto" w:w="0"/>
-        <w:tblLook w:firstColumn="1" w:firstRow="1" w:lastColumn="0" w:lastRow="0" w:noHBand="0" w:noVBand="1" w:val="04A0"/>
-      </w:tblPr>
-      <w:tblGrid>
-        <w:gridCol w:w="2880"/>
-        <w:gridCol w:w="2880"/>
-        <w:gridCol w:w="2880"/>
-      </w:tblGrid>
-      <w:tr>
-        <w:tc>
-          <w:tcPr>
-            <w:tcW w:type="dxa" w:w="2880"/>
-          </w:tcPr>
-          <w:p>
-            <w:r>
-              <w:t>Level</w:t>
-            </w:r>
-          </w:p>
-        </w:tc>
-        <w:tc>
-          <w:tcPr>
-            <w:tcW w:type="dxa" w:w="2880"/>
-          </w:tcPr>
-          <w:p>
-            <w:r>
-              <w:t>Descriptor</w:t>
-            </w:r>
-          </w:p>
-        </w:tc>
-        <w:tc>
-          <w:tcPr>
-            <w:tcW w:type="dxa" w:w="2880"/>
-          </w:tcPr>
-          <w:p>
-            <w:r>
-              <w:t>Marks</w:t>
-            </w:r>
-          </w:p>
-        </w:tc>
-      </w:tr>
-      <w:tr>
-        <w:tc>
-          <w:tcPr>
-            <w:tcW w:type="dxa" w:w="2880"/>
-          </w:tcPr>
-          <w:p>
-            <w:r>
-              <w:t>Excellent</w:t>
-            </w:r>
-          </w:p>
-        </w:tc>
-        <w:tc>
-          <w:tcPr>
-            <w:tcW w:type="dxa" w:w="2880"/>
-          </w:tcPr>
-          <w:p>
-            <w:r>
-              <w:t>Analytical, interpretive, and evaluative with balance</w:t>
-            </w:r>
-          </w:p>
-        </w:tc>
-        <w:tc>
-          <w:tcPr>
-            <w:tcW w:type="dxa" w:w="2880"/>
-          </w:tcPr>
-          <w:p>
-            <w:r>
-              <w:t>4</w:t>
-            </w:r>
-          </w:p>
-        </w:tc>
-      </w:tr>
-      <w:tr>
-        <w:tc>
-          <w:tcPr>
-            <w:tcW w:type="dxa" w:w="2880"/>
-          </w:tcPr>
-          <w:p>
-            <w:r>
-              <w:t>Good</w:t>
-            </w:r>
-          </w:p>
-        </w:tc>
-        <w:tc>
-          <w:tcPr>
-            <w:tcW w:type="dxa" w:w="2880"/>
-          </w:tcPr>
-          <w:p>
-            <w:r>
-              <w:t>Analytical with some descriptive elements</w:t>
-            </w:r>
-          </w:p>
-        </w:tc>
-        <w:tc>
-          <w:tcPr>
-            <w:tcW w:type="dxa" w:w="2880"/>
-          </w:tcPr>
-          <w:p>
-            <w:r>
-              <w:t>3</w:t>
-            </w:r>
-          </w:p>
-        </w:tc>
-      </w:tr>
-      <w:tr>
-        <w:tc>
-          <w:tcPr>
-            <w:tcW w:type="dxa" w:w="2880"/>
-          </w:tcPr>
-          <w:p>
-            <w:r>
-              <w:t>Average</w:t>
-            </w:r>
-          </w:p>
-        </w:tc>
-        <w:tc>
-          <w:tcPr>
-            <w:tcW w:type="dxa" w:w="2880"/>
-          </w:tcPr>
-          <w:p>
-            <w:r>
-              <w:t>Limited analysis, mostly factual narration</w:t>
-            </w:r>
-          </w:p>
-        </w:tc>
-        <w:tc>
-          <w:tcPr>
-            <w:tcW w:type="dxa" w:w="2880"/>
-          </w:tcPr>
-          <w:p>
-            <w:r>
-              <w:t>2</w:t>
-            </w:r>
-          </w:p>
-        </w:tc>
-      </w:tr>
-      <w:tr>
-        <w:tc>
-          <w:tcPr>
-            <w:tcW w:type="dxa" w:w="2880"/>
-          </w:tcPr>
-          <w:p>
-            <w:r>
-              <w:t>Weak</w:t>
-            </w:r>
-          </w:p>
-        </w:tc>
-        <w:tc>
-          <w:tcPr>
-            <w:tcW w:type="dxa" w:w="2880"/>
-          </w:tcPr>
-          <w:p>
-            <w:r>
-              <w:t>Purely descriptive, no interpretation</w:t>
-            </w:r>
-          </w:p>
-        </w:tc>
-        <w:tc>
-          <w:tcPr>
-            <w:tcW w:type="dxa" w:w="2880"/>
-          </w:tcPr>
-          <w:p>
-            <w:r>
-              <w:t>0–1</w:t>
-            </w:r>
-          </w:p>
-        </w:tc>
-      </w:tr>
-    </w:tbl>
-    <w:p>
       <w:pPr>
         <w:pStyle w:val="Heading2"/>
+        <w:rPr>
+          <w:rFonts w:ascii="Arial" w:hAnsi="Arial" w:cs="Arial"/>
+          <w:color w:val="000000" w:themeColor="text1"/>
+          <w:sz w:val="24"/>
+          <w:szCs w:val="24"/>
+        </w:rPr>
       </w:pPr>
       <w:r>
+        <w:rPr>
+          <w:rFonts w:ascii="Arial" w:hAnsi="Arial" w:cs="Arial"/>
+          <w:color w:val="000000" w:themeColor="text1"/>
+          <w:sz w:val="24"/>
+          <w:szCs w:val="24"/>
+        </w:rPr>
         <w:t>4. Use of Evidence, Dates, and References (2 Marks)</w:t>
       </w:r>
     </w:p>
     <w:p>
+      <w:pPr>
+        <w:rPr>
+          <w:rFonts w:ascii="Arial" w:hAnsi="Arial" w:cs="Arial"/>
+          <w:color w:val="000000" w:themeColor="text1"/>
+          <w:sz w:val="24"/>
+          <w:szCs w:val="24"/>
+        </w:rPr>
+      </w:pPr>
       <w:r>
-        <w:t>Objective: Test historical precision and ability to support arguments with credible evidence.</w:t>
+        <w:rPr>
+          <w:rFonts w:ascii="Arial" w:hAnsi="Arial" w:cs="Arial"/>
+          <w:color w:val="000000" w:themeColor="text1"/>
+          <w:sz w:val="24"/>
+          <w:szCs w:val="24"/>
+        </w:rPr>
+        <w:t xml:space="preserve">Objective: Test historical precision and ability to support arguments with </w:t>
+      </w:r>
+      <w:r>
+        <w:rPr>
+          <w:rFonts w:ascii="Arial" w:hAnsi="Arial" w:cs="Arial"/>
+          <w:color w:val="000000" w:themeColor="text1"/>
+          <w:sz w:val="24"/>
+          <w:szCs w:val="24"/>
+        </w:rPr>
+        <w:t>credible evidence.</w:t>
       </w:r>
     </w:p>
     <w:p>
+      <w:pPr>
+        <w:rPr>
+          <w:rFonts w:ascii="Arial" w:hAnsi="Arial" w:cs="Arial"/>
+          <w:color w:val="000000" w:themeColor="text1"/>
+          <w:sz w:val="24"/>
+          <w:szCs w:val="24"/>
+        </w:rPr>
+      </w:pPr>
       <w:r>
+        <w:rPr>
+          <w:rFonts w:ascii="Arial" w:hAnsi="Arial" w:cs="Arial"/>
+          <w:color w:val="000000" w:themeColor="text1"/>
+          <w:sz w:val="24"/>
+          <w:szCs w:val="24"/>
+        </w:rPr>
         <w:t>Indicators:</w:t>
       </w:r>
     </w:p>
     <w:p>
       <w:pPr>
         <w:pStyle w:val="ListBullet"/>
+        <w:rPr>
+          <w:rFonts w:ascii="Arial" w:hAnsi="Arial" w:cs="Arial"/>
+          <w:color w:val="000000" w:themeColor="text1"/>
+          <w:sz w:val="24"/>
+          <w:szCs w:val="24"/>
+        </w:rPr>
       </w:pPr>
       <w:r>
-        <w:t>• Uses correct dates, acts, and events (e.g., 1776 Declaration, 1861 Civil War, 1933 New Deal).</w:t>
+        <w:rPr>
+          <w:rFonts w:ascii="Arial" w:hAnsi="Arial" w:cs="Arial"/>
+          <w:color w:val="000000" w:themeColor="text1"/>
+          <w:sz w:val="24"/>
+          <w:szCs w:val="24"/>
+        </w:rPr>
+        <w:t xml:space="preserve">Uses correct dates, acts, and events (e.g., 1776 Declaration, 1861 Civil War, </w:t>
+      </w:r>
+      <w:proofErr w:type="gramStart"/>
+      <w:r>
+        <w:rPr>
+          <w:rFonts w:ascii="Arial" w:hAnsi="Arial" w:cs="Arial"/>
+          <w:color w:val="000000" w:themeColor="text1"/>
+          <w:sz w:val="24"/>
+          <w:szCs w:val="24"/>
+        </w:rPr>
+        <w:t>1933</w:t>
+      </w:r>
+      <w:proofErr w:type="gramEnd"/>
+      <w:r>
+        <w:rPr>
+          <w:rFonts w:ascii="Arial" w:hAnsi="Arial" w:cs="Arial"/>
+          <w:color w:val="000000" w:themeColor="text1"/>
+          <w:sz w:val="24"/>
+          <w:szCs w:val="24"/>
+        </w:rPr>
+        <w:t xml:space="preserve"> New Deal).</w:t>
       </w:r>
     </w:p>
     <w:p>
       <w:pPr>
         <w:pStyle w:val="ListBullet"/>
+        <w:rPr>
+          <w:rFonts w:ascii="Arial" w:hAnsi="Arial" w:cs="Arial"/>
+          <w:color w:val="000000" w:themeColor="text1"/>
+          <w:sz w:val="24"/>
+          <w:szCs w:val="24"/>
+        </w:rPr>
       </w:pPr>
       <w:r>
-        <w:t>• Refers to major personalities and historians.</w:t>
+        <w:rPr>
+          <w:rFonts w:ascii="Arial" w:hAnsi="Arial" w:cs="Arial"/>
+          <w:color w:val="000000" w:themeColor="text1"/>
+          <w:sz w:val="24"/>
+          <w:szCs w:val="24"/>
+        </w:rPr>
+        <w:t>Refers to major personalities and historians.</w:t>
       </w:r>
     </w:p>
     <w:p>
       <w:pPr>
         <w:pStyle w:val="ListBullet"/>
+        <w:rPr>
+          <w:rFonts w:ascii="Arial" w:hAnsi="Arial" w:cs="Arial"/>
+          <w:color w:val="000000" w:themeColor="text1"/>
+          <w:sz w:val="24"/>
+          <w:szCs w:val="24"/>
+        </w:rPr>
       </w:pPr>
       <w:r>
-        <w:t>• Integrates quotations or key statistics where relevant.</w:t>
+        <w:rPr>
+          <w:rFonts w:ascii="Arial" w:hAnsi="Arial" w:cs="Arial"/>
+          <w:color w:val="000000" w:themeColor="text1"/>
+          <w:sz w:val="24"/>
+          <w:szCs w:val="24"/>
+        </w:rPr>
+        <w:t>Integrates quotations or key statistics where relevant.</w:t>
       </w:r>
     </w:p>
     <w:p>
       <w:pPr>
         <w:pStyle w:val="ListBullet"/>
+        <w:rPr>
+          <w:rFonts w:ascii="Arial" w:hAnsi="Arial" w:cs="Arial"/>
+          <w:color w:val="000000" w:themeColor="text1"/>
+          <w:sz w:val="24"/>
+          <w:szCs w:val="24"/>
+        </w:rPr>
       </w:pPr>
       <w:r>
-        <w:t>• Avoids factual inaccuracies or fabricated data.</w:t>
+        <w:rPr>
+          <w:rFonts w:ascii="Arial" w:hAnsi="Arial" w:cs="Arial"/>
+          <w:color w:val="000000" w:themeColor="text1"/>
+          <w:sz w:val="24"/>
+          <w:szCs w:val="24"/>
+        </w:rPr>
+        <w:t>Avoids factual inaccu</w:t>
+      </w:r>
+      <w:r>
+        <w:rPr>
+          <w:rFonts w:ascii="Arial" w:hAnsi="Arial" w:cs="Arial"/>
+          <w:color w:val="000000" w:themeColor="text1"/>
+          <w:sz w:val="24"/>
+          <w:szCs w:val="24"/>
+        </w:rPr>
+        <w:t>racies or fabricated data.</w:t>
       </w:r>
     </w:p>
     <w:p>
-      <w:r>
-        <w:t>Marks Guide:</w:t>
-      </w:r>
-    </w:p>
-    <w:tbl>
-      <w:tblPr>
-        <w:tblW w:type="auto" w:w="0"/>
-        <w:tblLook w:firstColumn="1" w:firstRow="1" w:lastColumn="0" w:lastRow="0" w:noHBand="0" w:noVBand="1" w:val="04A0"/>
-      </w:tblPr>
-      <w:tblGrid>
-        <w:gridCol w:w="2880"/>
-        <w:gridCol w:w="2880"/>
-        <w:gridCol w:w="2880"/>
-      </w:tblGrid>
-      <w:tr>
-        <w:tc>
-          <w:tcPr>
-            <w:tcW w:type="dxa" w:w="2880"/>
-          </w:tcPr>
-          <w:p>
-            <w:r>
-              <w:t>Level</w:t>
-            </w:r>
-          </w:p>
-        </w:tc>
-        <w:tc>
-          <w:tcPr>
-            <w:tcW w:type="dxa" w:w="2880"/>
-          </w:tcPr>
-          <w:p>
-            <w:r>
-              <w:t>Descriptor</w:t>
-            </w:r>
-          </w:p>
-        </w:tc>
-        <w:tc>
-          <w:tcPr>
-            <w:tcW w:type="dxa" w:w="2880"/>
-          </w:tcPr>
-          <w:p>
-            <w:r>
-              <w:t>Marks</w:t>
-            </w:r>
-          </w:p>
-        </w:tc>
-      </w:tr>
-      <w:tr>
-        <w:tc>
-          <w:tcPr>
-            <w:tcW w:type="dxa" w:w="2880"/>
-          </w:tcPr>
-          <w:p>
-            <w:r>
-              <w:t>Excellent</w:t>
-            </w:r>
-          </w:p>
-        </w:tc>
-        <w:tc>
-          <w:tcPr>
-            <w:tcW w:type="dxa" w:w="2880"/>
-          </w:tcPr>
-          <w:p>
-            <w:r>
-              <w:t>Rich, accurate use of historical evidence</w:t>
-            </w:r>
-          </w:p>
-        </w:tc>
-        <w:tc>
-          <w:tcPr>
-            <w:tcW w:type="dxa" w:w="2880"/>
-          </w:tcPr>
-          <w:p>
-            <w:r>
-              <w:t>2</w:t>
-            </w:r>
-          </w:p>
-        </w:tc>
-      </w:tr>
-      <w:tr>
-        <w:tc>
-          <w:tcPr>
-            <w:tcW w:type="dxa" w:w="2880"/>
-          </w:tcPr>
-          <w:p>
-            <w:r>
-              <w:t>Good</w:t>
-            </w:r>
-          </w:p>
-        </w:tc>
-        <w:tc>
-          <w:tcPr>
-            <w:tcW w:type="dxa" w:w="2880"/>
-          </w:tcPr>
-          <w:p>
-            <w:r>
-              <w:t>Sufficient evidence with minor errors</w:t>
-            </w:r>
-          </w:p>
-        </w:tc>
-        <w:tc>
-          <w:tcPr>
-            <w:tcW w:type="dxa" w:w="2880"/>
-          </w:tcPr>
-          <w:p>
-            <w:r>
-              <w:t>1.5</w:t>
-            </w:r>
-          </w:p>
-        </w:tc>
-      </w:tr>
-      <w:tr>
-        <w:tc>
-          <w:tcPr>
-            <w:tcW w:type="dxa" w:w="2880"/>
-          </w:tcPr>
-          <w:p>
-            <w:r>
-              <w:t>Average</w:t>
-            </w:r>
-          </w:p>
-        </w:tc>
-        <w:tc>
-          <w:tcPr>
-            <w:tcW w:type="dxa" w:w="2880"/>
-          </w:tcPr>
-          <w:p>
-            <w:r>
-              <w:t>Sparse or general evidence</w:t>
-            </w:r>
-          </w:p>
-        </w:tc>
-        <w:tc>
-          <w:tcPr>
-            <w:tcW w:type="dxa" w:w="2880"/>
-          </w:tcPr>
-          <w:p>
-            <w:r>
-              <w:t>1</w:t>
-            </w:r>
-          </w:p>
-        </w:tc>
-      </w:tr>
-      <w:tr>
-        <w:tc>
-          <w:tcPr>
-            <w:tcW w:type="dxa" w:w="2880"/>
-          </w:tcPr>
-          <w:p>
-            <w:r>
-              <w:t>Weak</w:t>
-            </w:r>
-          </w:p>
-        </w:tc>
-        <w:tc>
-          <w:tcPr>
-            <w:tcW w:type="dxa" w:w="2880"/>
-          </w:tcPr>
-          <w:p>
-            <w:r>
-              <w:t>Incorrect or absent evidence</w:t>
-            </w:r>
-          </w:p>
-        </w:tc>
-        <w:tc>
-          <w:tcPr>
-            <w:tcW w:type="dxa" w:w="2880"/>
-          </w:tcPr>
-          <w:p>
-            <w:r>
-              <w:t>0</w:t>
-            </w:r>
-          </w:p>
-        </w:tc>
-      </w:tr>
-    </w:tbl>
-    <w:p>
       <w:pPr>
         <w:pStyle w:val="Heading2"/>
+        <w:rPr>
+          <w:rFonts w:ascii="Arial" w:hAnsi="Arial" w:cs="Arial"/>
+          <w:color w:val="000000" w:themeColor="text1"/>
+          <w:sz w:val="24"/>
+          <w:szCs w:val="24"/>
+        </w:rPr>
       </w:pPr>
       <w:r>
-        <w:t>5. Structure, Chronological Coherence &amp; Organization (3 Marks)</w:t>
+        <w:rPr>
+          <w:rFonts w:ascii="Arial" w:hAnsi="Arial" w:cs="Arial"/>
+          <w:color w:val="000000" w:themeColor="text1"/>
+          <w:sz w:val="24"/>
+          <w:szCs w:val="24"/>
+        </w:rPr>
+        <w:t xml:space="preserve">5. Structure, </w:t>
+      </w:r>
+      <w:r>
+        <w:rPr>
+          <w:rFonts w:ascii="Arial" w:hAnsi="Arial" w:cs="Arial"/>
+          <w:color w:val="000000" w:themeColor="text1"/>
+          <w:sz w:val="24"/>
+          <w:szCs w:val="24"/>
+        </w:rPr>
+        <w:t>Chronological Coherence &amp; Organization (3 Marks)</w:t>
       </w:r>
     </w:p>
     <w:p>
+      <w:pPr>
+        <w:rPr>
+          <w:rFonts w:ascii="Arial" w:hAnsi="Arial" w:cs="Arial"/>
+          <w:color w:val="000000" w:themeColor="text1"/>
+          <w:sz w:val="24"/>
+          <w:szCs w:val="24"/>
+        </w:rPr>
+      </w:pPr>
       <w:r>
+        <w:rPr>
+          <w:rFonts w:ascii="Arial" w:hAnsi="Arial" w:cs="Arial"/>
+          <w:color w:val="000000" w:themeColor="text1"/>
+          <w:sz w:val="24"/>
+          <w:szCs w:val="24"/>
+        </w:rPr>
         <w:t>Objective: Ensure the answer follows a logical and chronological order.</w:t>
       </w:r>
     </w:p>
     <w:p>
+      <w:pPr>
+        <w:rPr>
+          <w:rFonts w:ascii="Arial" w:hAnsi="Arial" w:cs="Arial"/>
+          <w:color w:val="000000" w:themeColor="text1"/>
+          <w:sz w:val="24"/>
+          <w:szCs w:val="24"/>
+        </w:rPr>
+      </w:pPr>
       <w:r>
+        <w:rPr>
+          <w:rFonts w:ascii="Arial" w:hAnsi="Arial" w:cs="Arial"/>
+          <w:color w:val="000000" w:themeColor="text1"/>
+          <w:sz w:val="24"/>
+          <w:szCs w:val="24"/>
+        </w:rPr>
         <w:t>Indicators:</w:t>
       </w:r>
     </w:p>
     <w:p>
       <w:pPr>
         <w:pStyle w:val="ListBullet"/>
+        <w:rPr>
+          <w:rFonts w:ascii="Arial" w:hAnsi="Arial" w:cs="Arial"/>
+          <w:color w:val="000000" w:themeColor="text1"/>
+          <w:sz w:val="24"/>
+          <w:szCs w:val="24"/>
+        </w:rPr>
       </w:pPr>
       <w:r>
-        <w:t>• Clear Introduction–Body–Conclusion format.</w:t>
+        <w:rPr>
+          <w:rFonts w:ascii="Arial" w:hAnsi="Arial" w:cs="Arial"/>
+          <w:color w:val="000000" w:themeColor="text1"/>
+          <w:sz w:val="24"/>
+          <w:szCs w:val="24"/>
+        </w:rPr>
+        <w:t>Clear Introduction–Body–Conclusion format.</w:t>
+      </w:r>
+    </w:p>
+    <w:p>
+      <w:pPr>
+        <w:pStyle w:val="normal0"/>
+        <w:numPr>
+          <w:ilvl w:val="0"/>
+          <w:numId w:val="12"/>
+        </w:numPr>
+        <w:spacing w:before="240"/>
+        <w:rPr>
+          <w:sz w:val="24"/>
+          <w:szCs w:val="24"/>
+        </w:rPr>
+      </w:pPr>
+      <w:r>
+        <w:rPr>
+          <w:sz w:val="24"/>
+          <w:szCs w:val="24"/>
+        </w:rPr>
+        <w:t>Relevant introduction paragraph that directly addresses the question statement and provides overview of the answer.</w:t>
+      </w:r>
+    </w:p>
+    <w:p>
+      <w:pPr>
+        <w:pStyle w:val="normal0"/>
+        <w:numPr>
+          <w:ilvl w:val="0"/>
+          <w:numId w:val="12"/>
+        </w:numPr>
+        <w:spacing w:before="240"/>
+        <w:rPr>
+          <w:sz w:val="24"/>
+          <w:szCs w:val="24"/>
+        </w:rPr>
+      </w:pPr>
+      <w:r>
+        <w:rPr>
+          <w:sz w:val="24"/>
+          <w:szCs w:val="24"/>
+        </w:rPr>
+        <w:t>Main body consists of a number of headings and sub-headings.</w:t>
+      </w:r>
+    </w:p>
+    <w:p>
+      <w:pPr>
+        <w:pStyle w:val="normal0"/>
+        <w:numPr>
+          <w:ilvl w:val="0"/>
+          <w:numId w:val="12"/>
+        </w:numPr>
+        <w:spacing w:before="240"/>
+        <w:rPr>
+          <w:sz w:val="24"/>
+          <w:szCs w:val="24"/>
+        </w:rPr>
+      </w:pPr>
+      <w:r>
+        <w:rPr>
+          <w:sz w:val="24"/>
+          <w:szCs w:val="24"/>
+        </w:rPr>
+        <w:t>Headings should be self-explanatory.</w:t>
+      </w:r>
+      <w:r>
+        <w:rPr>
+          <w:sz w:val="24"/>
+          <w:szCs w:val="24"/>
+        </w:rPr>
+        <w:br/>
+      </w:r>
+    </w:p>
+    <w:p>
+      <w:pPr>
+        <w:pStyle w:val="NormalWeb"/>
+        <w:numPr>
+          <w:ilvl w:val="0"/>
+          <w:numId w:val="12"/>
+        </w:numPr>
+        <w:rPr>
+          <w:rFonts w:ascii="Arial" w:hAnsi="Arial" w:cs="Arial"/>
+        </w:rPr>
+      </w:pPr>
+      <w:r>
+        <w:rPr>
+          <w:rFonts w:ascii="Arial" w:hAnsi="Arial" w:cs="Arial"/>
+        </w:rPr>
+        <w:t>Headings must act as one-liner summaries of the paragraph(s) or section below, immediately conveying the crux without needing to read further.</w:t>
+      </w:r>
+    </w:p>
+    <w:p>
+      <w:pPr>
+        <w:pStyle w:val="normal0"/>
+        <w:numPr>
+          <w:ilvl w:val="0"/>
+          <w:numId w:val="12"/>
+        </w:numPr>
+        <w:spacing w:before="240"/>
+        <w:rPr>
+          <w:sz w:val="24"/>
+          <w:szCs w:val="24"/>
+        </w:rPr>
+      </w:pPr>
+      <w:r>
+        <w:rPr>
+          <w:sz w:val="24"/>
+          <w:szCs w:val="24"/>
+        </w:rPr>
+        <w:t>Headings should be relevant and refer back to the question statement/main topic.</w:t>
+      </w:r>
+      <w:r>
+        <w:rPr>
+          <w:sz w:val="24"/>
+          <w:szCs w:val="24"/>
+        </w:rPr>
+        <w:br/>
+      </w:r>
+    </w:p>
+    <w:p>
+      <w:pPr>
+        <w:pStyle w:val="normal0"/>
+        <w:numPr>
+          <w:ilvl w:val="0"/>
+          <w:numId w:val="12"/>
+        </w:numPr>
+        <w:rPr>
+          <w:sz w:val="24"/>
+          <w:szCs w:val="24"/>
+        </w:rPr>
+      </w:pPr>
+      <w:r>
+        <w:rPr>
+          <w:sz w:val="24"/>
+          <w:szCs w:val="24"/>
+        </w:rPr>
+        <w:t>Logical transitions and paragraphing.</w:t>
+      </w:r>
+      <w:r>
+        <w:rPr>
+          <w:sz w:val="24"/>
+          <w:szCs w:val="24"/>
+        </w:rPr>
+        <w:br/>
       </w:r>
     </w:p>
     <w:p>
       <w:pPr>
         <w:pStyle w:val="ListBullet"/>
+        <w:rPr>
+          <w:rFonts w:ascii="Arial" w:hAnsi="Arial" w:cs="Arial"/>
+          <w:color w:val="000000" w:themeColor="text1"/>
+          <w:sz w:val="24"/>
+          <w:szCs w:val="24"/>
+        </w:rPr>
       </w:pPr>
       <w:r>
-        <w:t>• Smooth chronological or thematic transitions.</w:t>
+        <w:rPr>
+          <w:rFonts w:ascii="Arial" w:hAnsi="Arial" w:cs="Arial"/>
+          <w:sz w:val="24"/>
+          <w:szCs w:val="24"/>
+        </w:rPr>
+        <w:t>Each argument or subheading links back to the main topic.</w:t>
       </w:r>
     </w:p>
     <w:p>
       <w:pPr>
         <w:pStyle w:val="ListBullet"/>
+        <w:rPr>
+          <w:rFonts w:ascii="Arial" w:hAnsi="Arial" w:cs="Arial"/>
+          <w:color w:val="000000" w:themeColor="text1"/>
+          <w:sz w:val="24"/>
+          <w:szCs w:val="24"/>
+        </w:rPr>
       </w:pPr>
       <w:r>
-        <w:t>• Subheadings follow historical sequence.</w:t>
+        <w:rPr>
+          <w:rFonts w:ascii="Arial" w:hAnsi="Arial" w:cs="Arial"/>
+          <w:color w:val="000000" w:themeColor="text1"/>
+          <w:sz w:val="24"/>
+          <w:szCs w:val="24"/>
+        </w:rPr>
+        <w:t>Smooth chronological or thematic transitions.</w:t>
       </w:r>
     </w:p>
     <w:p>
       <w:pPr>
         <w:pStyle w:val="ListBullet"/>
+        <w:rPr>
+          <w:rFonts w:ascii="Arial" w:hAnsi="Arial" w:cs="Arial"/>
+          <w:color w:val="000000" w:themeColor="text1"/>
+          <w:sz w:val="24"/>
+          <w:szCs w:val="24"/>
+        </w:rPr>
       </w:pPr>
       <w:r>
-        <w:t>• Balanced discussion of causes, course, and consequences.</w:t>
+        <w:rPr>
+          <w:rFonts w:ascii="Arial" w:hAnsi="Arial" w:cs="Arial"/>
+          <w:color w:val="000000" w:themeColor="text1"/>
+          <w:sz w:val="24"/>
+          <w:szCs w:val="24"/>
+        </w:rPr>
+        <w:t xml:space="preserve">Subheadings follow </w:t>
+      </w:r>
+      <w:r>
+        <w:rPr>
+          <w:rFonts w:ascii="Arial" w:hAnsi="Arial" w:cs="Arial"/>
+          <w:color w:val="000000" w:themeColor="text1"/>
+          <w:sz w:val="24"/>
+          <w:szCs w:val="24"/>
+        </w:rPr>
+        <w:t>historical sequence.</w:t>
       </w:r>
     </w:p>
     <w:p>
+      <w:pPr>
+        <w:pStyle w:val="ListBullet"/>
+        <w:rPr>
+          <w:rFonts w:ascii="Arial" w:hAnsi="Arial" w:cs="Arial"/>
+          <w:color w:val="000000" w:themeColor="text1"/>
+          <w:sz w:val="24"/>
+          <w:szCs w:val="24"/>
+        </w:rPr>
+      </w:pPr>
       <w:r>
-        <w:t>Marks Guide:</w:t>
+        <w:rPr>
+          <w:rFonts w:ascii="Arial" w:hAnsi="Arial" w:cs="Arial"/>
+          <w:color w:val="000000" w:themeColor="text1"/>
+          <w:sz w:val="24"/>
+          <w:szCs w:val="24"/>
+        </w:rPr>
+        <w:t>Balanced discussion of causes, course, and consequences</w:t>
+      </w:r>
+      <w:r>
+        <w:rPr>
+          <w:rFonts w:ascii="Arial" w:hAnsi="Arial" w:cs="Arial"/>
+          <w:color w:val="000000" w:themeColor="text1"/>
+          <w:sz w:val="24"/>
+          <w:szCs w:val="24"/>
+        </w:rPr>
+        <w:t>.</w:t>
       </w:r>
     </w:p>
-    <w:tbl>
-      <w:tblPr>
-        <w:tblW w:type="auto" w:w="0"/>
-        <w:tblLook w:firstColumn="1" w:firstRow="1" w:lastColumn="0" w:lastRow="0" w:noHBand="0" w:noVBand="1" w:val="04A0"/>
-      </w:tblPr>
-      <w:tblGrid>
-        <w:gridCol w:w="2880"/>
-        <w:gridCol w:w="2880"/>
-        <w:gridCol w:w="2880"/>
-      </w:tblGrid>
-      <w:tr>
-        <w:tc>
-          <w:tcPr>
-            <w:tcW w:type="dxa" w:w="2880"/>
-          </w:tcPr>
-          <w:p>
-            <w:r>
-              <w:t>Level</w:t>
-            </w:r>
-          </w:p>
-        </w:tc>
-        <w:tc>
-          <w:tcPr>
-            <w:tcW w:type="dxa" w:w="2880"/>
-          </w:tcPr>
-          <w:p>
-            <w:r>
-              <w:t>Descriptor</w:t>
-            </w:r>
-          </w:p>
-        </w:tc>
-        <w:tc>
-          <w:tcPr>
-            <w:tcW w:type="dxa" w:w="2880"/>
-          </w:tcPr>
-          <w:p>
-            <w:r>
-              <w:t>Marks</w:t>
-            </w:r>
-          </w:p>
-        </w:tc>
-      </w:tr>
-      <w:tr>
-        <w:tc>
-          <w:tcPr>
-            <w:tcW w:type="dxa" w:w="2880"/>
-          </w:tcPr>
-          <w:p>
-            <w:r>
-              <w:t>Excellent</w:t>
-            </w:r>
-          </w:p>
-        </w:tc>
-        <w:tc>
-          <w:tcPr>
-            <w:tcW w:type="dxa" w:w="2880"/>
-          </w:tcPr>
-          <w:p>
-            <w:r>
-              <w:t>Flawless organization, logical flow</w:t>
-            </w:r>
-          </w:p>
-        </w:tc>
-        <w:tc>
-          <w:tcPr>
-            <w:tcW w:type="dxa" w:w="2880"/>
-          </w:tcPr>
-          <w:p>
-            <w:r>
-              <w:t>3</w:t>
-            </w:r>
-          </w:p>
-        </w:tc>
-      </w:tr>
-      <w:tr>
-        <w:tc>
-          <w:tcPr>
-            <w:tcW w:type="dxa" w:w="2880"/>
-          </w:tcPr>
-          <w:p>
-            <w:r>
-              <w:t>Good</w:t>
-            </w:r>
-          </w:p>
-        </w:tc>
-        <w:tc>
-          <w:tcPr>
-            <w:tcW w:type="dxa" w:w="2880"/>
-          </w:tcPr>
-          <w:p>
-            <w:r>
-              <w:t>Mostly structured; minor imbalance</w:t>
-            </w:r>
-          </w:p>
-        </w:tc>
-        <w:tc>
-          <w:tcPr>
-            <w:tcW w:type="dxa" w:w="2880"/>
-          </w:tcPr>
-          <w:p>
-            <w:r>
-              <w:t>2</w:t>
-            </w:r>
-          </w:p>
-        </w:tc>
-      </w:tr>
-      <w:tr>
-        <w:tc>
-          <w:tcPr>
-            <w:tcW w:type="dxa" w:w="2880"/>
-          </w:tcPr>
-          <w:p>
-            <w:r>
-              <w:t>Average</w:t>
-            </w:r>
-          </w:p>
-        </w:tc>
-        <w:tc>
-          <w:tcPr>
-            <w:tcW w:type="dxa" w:w="2880"/>
-          </w:tcPr>
-          <w:p>
-            <w:r>
-              <w:t>Partial chronology or uneven flow</w:t>
-            </w:r>
-          </w:p>
-        </w:tc>
-        <w:tc>
-          <w:tcPr>
-            <w:tcW w:type="dxa" w:w="2880"/>
-          </w:tcPr>
-          <w:p>
-            <w:r>
-              <w:t>1</w:t>
-            </w:r>
-          </w:p>
-        </w:tc>
-      </w:tr>
-      <w:tr>
-        <w:tc>
-          <w:tcPr>
-            <w:tcW w:type="dxa" w:w="2880"/>
-          </w:tcPr>
-          <w:p>
-            <w:r>
-              <w:t>Weak</w:t>
-            </w:r>
-          </w:p>
-        </w:tc>
-        <w:tc>
-          <w:tcPr>
-            <w:tcW w:type="dxa" w:w="2880"/>
-          </w:tcPr>
-          <w:p>
-            <w:r>
-              <w:t>Disorganized, abrupt transitions</w:t>
-            </w:r>
-          </w:p>
-        </w:tc>
-        <w:tc>
-          <w:tcPr>
-            <w:tcW w:type="dxa" w:w="2880"/>
-          </w:tcPr>
-          <w:p>
-            <w:r>
-              <w:t>0</w:t>
-            </w:r>
-          </w:p>
-        </w:tc>
-      </w:tr>
-    </w:tbl>
     <w:p>
       <w:pPr>
         <w:pStyle w:val="Heading2"/>
+        <w:rPr>
+          <w:rFonts w:ascii="Arial" w:hAnsi="Arial" w:cs="Arial"/>
+          <w:color w:val="000000" w:themeColor="text1"/>
+          <w:sz w:val="24"/>
+          <w:szCs w:val="24"/>
+        </w:rPr>
       </w:pPr>
       <w:r>
+        <w:rPr>
+          <w:rFonts w:ascii="Arial" w:hAnsi="Arial" w:cs="Arial"/>
+          <w:color w:val="000000" w:themeColor="text1"/>
+          <w:sz w:val="24"/>
+          <w:szCs w:val="24"/>
+        </w:rPr>
         <w:t>6. Language, Expression, and Presentation (2 Marks)</w:t>
       </w:r>
     </w:p>
     <w:p>
+      <w:pPr>
+        <w:rPr>
+          <w:rFonts w:ascii="Arial" w:hAnsi="Arial" w:cs="Arial"/>
+          <w:color w:val="000000" w:themeColor="text1"/>
+          <w:sz w:val="24"/>
+          <w:szCs w:val="24"/>
+        </w:rPr>
+      </w:pPr>
       <w:r>
+        <w:rPr>
+          <w:rFonts w:ascii="Arial" w:hAnsi="Arial" w:cs="Arial"/>
+          <w:color w:val="000000" w:themeColor="text1"/>
+          <w:sz w:val="24"/>
+          <w:szCs w:val="24"/>
+        </w:rPr>
         <w:t>Objective: Evaluate clarity, tone, and readability of expression.</w:t>
       </w:r>
     </w:p>
     <w:p>
+      <w:pPr>
+        <w:rPr>
+          <w:rFonts w:ascii="Arial" w:hAnsi="Arial" w:cs="Arial"/>
+          <w:color w:val="000000" w:themeColor="text1"/>
+          <w:sz w:val="24"/>
+          <w:szCs w:val="24"/>
+        </w:rPr>
+      </w:pPr>
       <w:r>
+        <w:rPr>
+          <w:rFonts w:ascii="Arial" w:hAnsi="Arial" w:cs="Arial"/>
+          <w:color w:val="000000" w:themeColor="text1"/>
+          <w:sz w:val="24"/>
+          <w:szCs w:val="24"/>
+        </w:rPr>
+        <w:lastRenderedPageBreak/>
         <w:t>Indicators:</w:t>
       </w:r>
     </w:p>
     <w:p>
       <w:pPr>
         <w:pStyle w:val="ListBullet"/>
+        <w:rPr>
+          <w:rFonts w:ascii="Arial" w:hAnsi="Arial" w:cs="Arial"/>
+          <w:color w:val="000000" w:themeColor="text1"/>
+          <w:sz w:val="24"/>
+          <w:szCs w:val="24"/>
+        </w:rPr>
       </w:pPr>
       <w:r>
-        <w:t>• Academic tone with fluent, grammatically correct sentences.</w:t>
+        <w:rPr>
+          <w:rFonts w:ascii="Arial" w:hAnsi="Arial" w:cs="Arial"/>
+          <w:color w:val="000000" w:themeColor="text1"/>
+          <w:sz w:val="24"/>
+          <w:szCs w:val="24"/>
+        </w:rPr>
+        <w:t>Academic tone with fluent, grammatically correct sentences.</w:t>
       </w:r>
     </w:p>
     <w:p>
       <w:pPr>
         <w:pStyle w:val="ListBullet"/>
+        <w:rPr>
+          <w:rFonts w:ascii="Arial" w:hAnsi="Arial" w:cs="Arial"/>
+          <w:color w:val="000000" w:themeColor="text1"/>
+          <w:sz w:val="24"/>
+          <w:szCs w:val="24"/>
+        </w:rPr>
       </w:pPr>
       <w:r>
-        <w:t>• Uses precise historical vocabulary.</w:t>
+        <w:rPr>
+          <w:rFonts w:ascii="Arial" w:hAnsi="Arial" w:cs="Arial"/>
+          <w:color w:val="000000" w:themeColor="text1"/>
+          <w:sz w:val="24"/>
+          <w:szCs w:val="24"/>
+        </w:rPr>
+        <w:t>Uses precise historical</w:t>
+      </w:r>
+      <w:r>
+        <w:rPr>
+          <w:rFonts w:ascii="Arial" w:hAnsi="Arial" w:cs="Arial"/>
+          <w:color w:val="000000" w:themeColor="text1"/>
+          <w:sz w:val="24"/>
+          <w:szCs w:val="24"/>
+        </w:rPr>
+        <w:t xml:space="preserve"> vocabulary.</w:t>
       </w:r>
     </w:p>
     <w:p>
       <w:pPr>
         <w:pStyle w:val="ListBullet"/>
+        <w:rPr>
+          <w:rFonts w:ascii="Arial" w:hAnsi="Arial" w:cs="Arial"/>
+          <w:color w:val="000000" w:themeColor="text1"/>
+          <w:sz w:val="24"/>
+          <w:szCs w:val="24"/>
+        </w:rPr>
       </w:pPr>
       <w:r>
-        <w:t>• Avoids repetition, verbosity, or slang.</w:t>
+        <w:rPr>
+          <w:rFonts w:ascii="Arial" w:hAnsi="Arial" w:cs="Arial"/>
+          <w:color w:val="000000" w:themeColor="text1"/>
+          <w:sz w:val="24"/>
+          <w:szCs w:val="24"/>
+        </w:rPr>
+        <w:t>Avoids repetition, verbosity, or slang.</w:t>
       </w:r>
     </w:p>
     <w:p>
       <w:pPr>
         <w:pStyle w:val="ListBullet"/>
+        <w:rPr>
+          <w:rFonts w:ascii="Arial" w:hAnsi="Arial" w:cs="Arial"/>
+          <w:color w:val="000000" w:themeColor="text1"/>
+          <w:sz w:val="24"/>
+          <w:szCs w:val="24"/>
+        </w:rPr>
       </w:pPr>
       <w:r>
-        <w:t>• Maintains coherence and smooth transitions.</w:t>
+        <w:rPr>
+          <w:rFonts w:ascii="Arial" w:hAnsi="Arial" w:cs="Arial"/>
+          <w:color w:val="000000" w:themeColor="text1"/>
+          <w:sz w:val="24"/>
+          <w:szCs w:val="24"/>
+        </w:rPr>
+        <w:t>Maintains coherence and smooth transitions.</w:t>
       </w:r>
     </w:p>
-    <w:p>
-      <w:r>
-        <w:t>Marks Guide:</w:t>
-      </w:r>
-    </w:p>
-    <w:tbl>
-      <w:tblPr>
-        <w:tblW w:type="auto" w:w="0"/>
-        <w:tblLook w:firstColumn="1" w:firstRow="1" w:lastColumn="0" w:lastRow="0" w:noHBand="0" w:noVBand="1" w:val="04A0"/>
-      </w:tblPr>
-      <w:tblGrid>
-        <w:gridCol w:w="2880"/>
-        <w:gridCol w:w="2880"/>
-        <w:gridCol w:w="2880"/>
-      </w:tblGrid>
-      <w:tr>
-        <w:tc>
-          <w:tcPr>
-            <w:tcW w:type="dxa" w:w="2880"/>
-          </w:tcPr>
-          <w:p>
-            <w:r>
-              <w:t>Level</w:t>
-            </w:r>
-          </w:p>
-        </w:tc>
-        <w:tc>
-          <w:tcPr>
-            <w:tcW w:type="dxa" w:w="2880"/>
-          </w:tcPr>
-          <w:p>
-            <w:r>
-              <w:t>Descriptor</w:t>
-            </w:r>
-          </w:p>
-        </w:tc>
-        <w:tc>
-          <w:tcPr>
-            <w:tcW w:type="dxa" w:w="2880"/>
-          </w:tcPr>
-          <w:p>
-            <w:r>
-              <w:t>Marks</w:t>
-            </w:r>
-          </w:p>
-        </w:tc>
-      </w:tr>
-      <w:tr>
-        <w:tc>
-          <w:tcPr>
-            <w:tcW w:type="dxa" w:w="2880"/>
-          </w:tcPr>
-          <w:p>
-            <w:r>
-              <w:t>Excellent</w:t>
-            </w:r>
-          </w:p>
-        </w:tc>
-        <w:tc>
-          <w:tcPr>
-            <w:tcW w:type="dxa" w:w="2880"/>
-          </w:tcPr>
-          <w:p>
-            <w:r>
-              <w:t>Polished, academic, and articulate</w:t>
-            </w:r>
-          </w:p>
-        </w:tc>
-        <w:tc>
-          <w:tcPr>
-            <w:tcW w:type="dxa" w:w="2880"/>
-          </w:tcPr>
-          <w:p>
-            <w:r>
-              <w:t>2</w:t>
-            </w:r>
-          </w:p>
-        </w:tc>
-      </w:tr>
-      <w:tr>
-        <w:tc>
-          <w:tcPr>
-            <w:tcW w:type="dxa" w:w="2880"/>
-          </w:tcPr>
-          <w:p>
-            <w:r>
-              <w:t>Good</w:t>
-            </w:r>
-          </w:p>
-        </w:tc>
-        <w:tc>
-          <w:tcPr>
-            <w:tcW w:type="dxa" w:w="2880"/>
-          </w:tcPr>
-          <w:p>
-            <w:r>
-              <w:t>Minor grammatical flaws</w:t>
-            </w:r>
-          </w:p>
-        </w:tc>
-        <w:tc>
-          <w:tcPr>
-            <w:tcW w:type="dxa" w:w="2880"/>
-          </w:tcPr>
-          <w:p>
-            <w:r>
-              <w:t>1.5</w:t>
-            </w:r>
-          </w:p>
-        </w:tc>
-      </w:tr>
-      <w:tr>
-        <w:tc>
-          <w:tcPr>
-            <w:tcW w:type="dxa" w:w="2880"/>
-          </w:tcPr>
-          <w:p>
-            <w:r>
-              <w:t>Average</w:t>
-            </w:r>
-          </w:p>
-        </w:tc>
-        <w:tc>
-          <w:tcPr>
-            <w:tcW w:type="dxa" w:w="2880"/>
-          </w:tcPr>
-          <w:p>
-            <w:r>
-              <w:t>Understandable but stylistically weak</w:t>
-            </w:r>
-          </w:p>
-        </w:tc>
-        <w:tc>
-          <w:tcPr>
-            <w:tcW w:type="dxa" w:w="2880"/>
-          </w:tcPr>
-          <w:p>
-            <w:r>
-              <w:t>1</w:t>
-            </w:r>
-          </w:p>
-        </w:tc>
-      </w:tr>
-      <w:tr>
-        <w:tc>
-          <w:tcPr>
-            <w:tcW w:type="dxa" w:w="2880"/>
-          </w:tcPr>
-          <w:p>
-            <w:r>
-              <w:t>Weak</w:t>
-            </w:r>
-          </w:p>
-        </w:tc>
-        <w:tc>
-          <w:tcPr>
-            <w:tcW w:type="dxa" w:w="2880"/>
-          </w:tcPr>
-          <w:p>
-            <w:r>
-              <w:t>Poor grammar or incoherent expression</w:t>
-            </w:r>
-          </w:p>
-        </w:tc>
-        <w:tc>
-          <w:tcPr>
-            <w:tcW w:type="dxa" w:w="2880"/>
-          </w:tcPr>
-          <w:p>
-            <w:r>
-              <w:t>0</w:t>
-            </w:r>
-          </w:p>
-        </w:tc>
-      </w:tr>
-    </w:tbl>
-    <w:p>
-      <w:pPr>
-        <w:pStyle w:val="Heading2"/>
-      </w:pPr>
-      <w:r>
-        <w:t>Total Marks Summary</w:t>
-      </w:r>
-    </w:p>
-    <w:tbl>
-      <w:tblPr>
-        <w:tblW w:type="auto" w:w="0"/>
-        <w:tblLook w:firstColumn="1" w:firstRow="1" w:lastColumn="0" w:lastRow="0" w:noHBand="0" w:noVBand="1" w:val="04A0"/>
-      </w:tblPr>
-      <w:tblGrid>
-        <w:gridCol w:w="2880"/>
-        <w:gridCol w:w="2880"/>
-        <w:gridCol w:w="2880"/>
-      </w:tblGrid>
-      <w:tr>
-        <w:tc>
-          <w:tcPr>
-            <w:tcW w:type="dxa" w:w="2880"/>
-          </w:tcPr>
-          <w:p>
-            <w:r>
-              <w:t>Criterion</w:t>
-            </w:r>
-          </w:p>
-        </w:tc>
-        <w:tc>
-          <w:tcPr>
-            <w:tcW w:type="dxa" w:w="2880"/>
-          </w:tcPr>
-          <w:p>
-            <w:r>
-              <w:t>Weight</w:t>
-            </w:r>
-          </w:p>
-        </w:tc>
-        <w:tc>
-          <w:tcPr>
-            <w:tcW w:type="dxa" w:w="2880"/>
-          </w:tcPr>
-          <w:p>
-            <w:r>
-              <w:t>Max Marks</w:t>
-            </w:r>
-          </w:p>
-        </w:tc>
-      </w:tr>
-      <w:tr>
-        <w:tc>
-          <w:tcPr>
-            <w:tcW w:type="dxa" w:w="2880"/>
-          </w:tcPr>
-          <w:p>
-            <w:r>
-              <w:t>Understanding &amp; Relevance</w:t>
-            </w:r>
-          </w:p>
-        </w:tc>
-        <w:tc>
-          <w:tcPr>
-            <w:tcW w:type="dxa" w:w="2880"/>
-          </w:tcPr>
-          <w:p>
-            <w:r>
-              <w:t>20%</w:t>
-            </w:r>
-          </w:p>
-        </w:tc>
-        <w:tc>
-          <w:tcPr>
-            <w:tcW w:type="dxa" w:w="2880"/>
-          </w:tcPr>
-          <w:p>
-            <w:r>
-              <w:t>4</w:t>
-            </w:r>
-          </w:p>
-        </w:tc>
-      </w:tr>
-      <w:tr>
-        <w:tc>
-          <w:tcPr>
-            <w:tcW w:type="dxa" w:w="2880"/>
-          </w:tcPr>
-          <w:p>
-            <w:r>
-              <w:t>Historical Knowledge &amp; Chronology</w:t>
-            </w:r>
-          </w:p>
-        </w:tc>
-        <w:tc>
-          <w:tcPr>
-            <w:tcW w:type="dxa" w:w="2880"/>
-          </w:tcPr>
-          <w:p>
-            <w:r>
-              <w:t>25%</w:t>
-            </w:r>
-          </w:p>
-        </w:tc>
-        <w:tc>
-          <w:tcPr>
-            <w:tcW w:type="dxa" w:w="2880"/>
-          </w:tcPr>
-          <w:p>
-            <w:r>
-              <w:t>5</w:t>
-            </w:r>
-          </w:p>
-        </w:tc>
-      </w:tr>
-      <w:tr>
-        <w:tc>
-          <w:tcPr>
-            <w:tcW w:type="dxa" w:w="2880"/>
-          </w:tcPr>
-          <w:p>
-            <w:r>
-              <w:t>Analytical Depth &amp; Interpretation</w:t>
-            </w:r>
-          </w:p>
-        </w:tc>
-        <w:tc>
-          <w:tcPr>
-            <w:tcW w:type="dxa" w:w="2880"/>
-          </w:tcPr>
-          <w:p>
-            <w:r>
-              <w:t>20%</w:t>
-            </w:r>
-          </w:p>
-        </w:tc>
-        <w:tc>
-          <w:tcPr>
-            <w:tcW w:type="dxa" w:w="2880"/>
-          </w:tcPr>
-          <w:p>
-            <w:r>
-              <w:t>4</w:t>
-            </w:r>
-          </w:p>
-        </w:tc>
-      </w:tr>
-      <w:tr>
-        <w:tc>
-          <w:tcPr>
-            <w:tcW w:type="dxa" w:w="2880"/>
-          </w:tcPr>
-          <w:p>
-            <w:r>
-              <w:t>Use of Evidence &amp; References</w:t>
-            </w:r>
-          </w:p>
-        </w:tc>
-        <w:tc>
-          <w:tcPr>
-            <w:tcW w:type="dxa" w:w="2880"/>
-          </w:tcPr>
-          <w:p>
-            <w:r>
-              <w:t>10%</w:t>
-            </w:r>
-          </w:p>
-        </w:tc>
-        <w:tc>
-          <w:tcPr>
-            <w:tcW w:type="dxa" w:w="2880"/>
-          </w:tcPr>
-          <w:p>
-            <w:r>
-              <w:t>2</w:t>
-            </w:r>
-          </w:p>
-        </w:tc>
-      </w:tr>
-      <w:tr>
-        <w:tc>
-          <w:tcPr>
-            <w:tcW w:type="dxa" w:w="2880"/>
-          </w:tcPr>
-          <w:p>
-            <w:r>
-              <w:t>Structure &amp; Organization</w:t>
-            </w:r>
-          </w:p>
-        </w:tc>
-        <w:tc>
-          <w:tcPr>
-            <w:tcW w:type="dxa" w:w="2880"/>
-          </w:tcPr>
-          <w:p>
-            <w:r>
-              <w:t>15%</w:t>
-            </w:r>
-          </w:p>
-        </w:tc>
-        <w:tc>
-          <w:tcPr>
-            <w:tcW w:type="dxa" w:w="2880"/>
-          </w:tcPr>
-          <w:p>
-            <w:r>
-              <w:t>3</w:t>
-            </w:r>
-          </w:p>
-        </w:tc>
-      </w:tr>
-      <w:tr>
-        <w:tc>
-          <w:tcPr>
-            <w:tcW w:type="dxa" w:w="2880"/>
-          </w:tcPr>
-          <w:p>
-            <w:r>
-              <w:t>Language &amp; Expression</w:t>
-            </w:r>
-          </w:p>
-        </w:tc>
-        <w:tc>
-          <w:tcPr>
-            <w:tcW w:type="dxa" w:w="2880"/>
-          </w:tcPr>
-          <w:p>
-            <w:r>
-              <w:t>10%</w:t>
-            </w:r>
-          </w:p>
-        </w:tc>
-        <w:tc>
-          <w:tcPr>
-            <w:tcW w:type="dxa" w:w="2880"/>
-          </w:tcPr>
-          <w:p>
-            <w:r>
-              <w:t>2</w:t>
-            </w:r>
-          </w:p>
-        </w:tc>
-      </w:tr>
-    </w:tbl>
     <w:sectPr>
       <w:pgSz w:w="12240" w:h="15840"/>
       <w:pgMar w:top="1440" w:right="1800" w:bottom="1440" w:left="1800" w:header="720" w:footer="720" w:gutter="0"/>
@@ -1939,7 +1209,7 @@
 </file>
 
 <file path=word/numbering.xml><?xml version="1.0" encoding="utf-8"?>
-<w:numbering xmlns:wpc="http://schemas.microsoft.com/office/word/2010/wordprocessingCanvas" xmlns:mo="http://schemas.microsoft.com/office/mac/office/2008/main" xmlns:mc="http://schemas.openxmlformats.org/markup-compatibility/2006" xmlns:mv="urn:schemas-microsoft-com:mac:vml" xmlns:o="urn:schemas-microsoft-com:office:office" xmlns:r="http://schemas.openxmlformats.org/officeDocument/2006/relationships" xmlns:m="http://schemas.openxmlformats.org/officeDocument/2006/math" xmlns:v="urn:schemas-microsoft-com:vml" xmlns:wp14="http://schemas.microsoft.com/office/word/2010/wordprocessingDrawing" xmlns:wp="http://schemas.openxmlformats.org/drawingml/2006/wordprocessingDrawing" xmlns:w10="urn:schemas-microsoft-com:office:word" xmlns:w="http://schemas.openxmlformats.org/wordprocessingml/2006/main" xmlns:w14="http://schemas.microsoft.com/office/word/2010/wordml" xmlns:wpg="http://schemas.microsoft.com/office/word/2010/wordprocessingGroup" xmlns:wpi="http://schemas.microsoft.com/office/word/2010/wordprocessingInk" xmlns:wne="http://schemas.microsoft.com/office/word/2006/wordml" xmlns:wps="http://schemas.microsoft.com/office/word/2010/wordprocessingShape" mc:Ignorable="w14 wp14">
+<w:numbering xmlns:ve="http://schemas.openxmlformats.org/markup-compatibility/2006" xmlns:o="urn:schemas-microsoft-com:office:office" xmlns:r="http://schemas.openxmlformats.org/officeDocument/2006/relationships" xmlns:m="http://schemas.openxmlformats.org/officeDocument/2006/math" xmlns:v="urn:schemas-microsoft-com:vml" xmlns:wp="http://schemas.openxmlformats.org/drawingml/2006/wordprocessingDrawing" xmlns:w10="urn:schemas-microsoft-com:office:word" xmlns:w="http://schemas.openxmlformats.org/wordprocessingml/2006/main" xmlns:wne="http://schemas.microsoft.com/office/word/2006/wordml">
   <w:abstractNum w:abstractNumId="0">
     <w:nsid w:val="FFFFFF7C"/>
     <w:multiLevelType w:val="singleLevel"/>
@@ -2111,6 +1381,345 @@
       </w:rPr>
     </w:lvl>
   </w:abstractNum>
+  <w:abstractNum w:abstractNumId="9">
+    <w:nsid w:val="0F833F82"/>
+    <w:multiLevelType w:val="multilevel"/>
+    <w:tmpl w:val="4468B204"/>
+    <w:lvl w:ilvl="0">
+      <w:start w:val="1"/>
+      <w:numFmt w:val="bullet"/>
+      <w:lvlText w:val="●"/>
+      <w:lvlJc w:val="left"/>
+      <w:pPr>
+        <w:ind w:left="720" w:hanging="360"/>
+      </w:pPr>
+      <w:rPr>
+        <w:u w:val="none"/>
+      </w:rPr>
+    </w:lvl>
+    <w:lvl w:ilvl="1">
+      <w:start w:val="1"/>
+      <w:numFmt w:val="bullet"/>
+      <w:lvlText w:val="○"/>
+      <w:lvlJc w:val="left"/>
+      <w:pPr>
+        <w:ind w:left="1440" w:hanging="360"/>
+      </w:pPr>
+      <w:rPr>
+        <w:u w:val="none"/>
+      </w:rPr>
+    </w:lvl>
+    <w:lvl w:ilvl="2">
+      <w:start w:val="1"/>
+      <w:numFmt w:val="bullet"/>
+      <w:lvlText w:val="■"/>
+      <w:lvlJc w:val="left"/>
+      <w:pPr>
+        <w:ind w:left="2160" w:hanging="360"/>
+      </w:pPr>
+      <w:rPr>
+        <w:u w:val="none"/>
+      </w:rPr>
+    </w:lvl>
+    <w:lvl w:ilvl="3">
+      <w:start w:val="1"/>
+      <w:numFmt w:val="bullet"/>
+      <w:lvlText w:val="●"/>
+      <w:lvlJc w:val="left"/>
+      <w:pPr>
+        <w:ind w:left="2880" w:hanging="360"/>
+      </w:pPr>
+      <w:rPr>
+        <w:u w:val="none"/>
+      </w:rPr>
+    </w:lvl>
+    <w:lvl w:ilvl="4">
+      <w:start w:val="1"/>
+      <w:numFmt w:val="bullet"/>
+      <w:lvlText w:val="○"/>
+      <w:lvlJc w:val="left"/>
+      <w:pPr>
+        <w:ind w:left="3600" w:hanging="360"/>
+      </w:pPr>
+      <w:rPr>
+        <w:u w:val="none"/>
+      </w:rPr>
+    </w:lvl>
+    <w:lvl w:ilvl="5">
+      <w:start w:val="1"/>
+      <w:numFmt w:val="bullet"/>
+      <w:lvlText w:val="■"/>
+      <w:lvlJc w:val="left"/>
+      <w:pPr>
+        <w:ind w:left="4320" w:hanging="360"/>
+      </w:pPr>
+      <w:rPr>
+        <w:u w:val="none"/>
+      </w:rPr>
+    </w:lvl>
+    <w:lvl w:ilvl="6">
+      <w:start w:val="1"/>
+      <w:numFmt w:val="bullet"/>
+      <w:lvlText w:val="●"/>
+      <w:lvlJc w:val="left"/>
+      <w:pPr>
+        <w:ind w:left="5040" w:hanging="360"/>
+      </w:pPr>
+      <w:rPr>
+        <w:u w:val="none"/>
+      </w:rPr>
+    </w:lvl>
+    <w:lvl w:ilvl="7">
+      <w:start w:val="1"/>
+      <w:numFmt w:val="bullet"/>
+      <w:lvlText w:val="○"/>
+      <w:lvlJc w:val="left"/>
+      <w:pPr>
+        <w:ind w:left="5760" w:hanging="360"/>
+      </w:pPr>
+      <w:rPr>
+        <w:u w:val="none"/>
+      </w:rPr>
+    </w:lvl>
+    <w:lvl w:ilvl="8">
+      <w:start w:val="1"/>
+      <w:numFmt w:val="bullet"/>
+      <w:lvlText w:val="■"/>
+      <w:lvlJc w:val="left"/>
+      <w:pPr>
+        <w:ind w:left="6480" w:hanging="360"/>
+      </w:pPr>
+      <w:rPr>
+        <w:u w:val="none"/>
+      </w:rPr>
+    </w:lvl>
+  </w:abstractNum>
+  <w:abstractNum w:abstractNumId="10">
+    <w:nsid w:val="53AC2714"/>
+    <w:multiLevelType w:val="multilevel"/>
+    <w:tmpl w:val="E04ED05E"/>
+    <w:lvl w:ilvl="0">
+      <w:start w:val="1"/>
+      <w:numFmt w:val="bullet"/>
+      <w:lvlText w:val="●"/>
+      <w:lvlJc w:val="left"/>
+      <w:pPr>
+        <w:ind w:left="720" w:hanging="360"/>
+      </w:pPr>
+      <w:rPr>
+        <w:u w:val="none"/>
+      </w:rPr>
+    </w:lvl>
+    <w:lvl w:ilvl="1">
+      <w:start w:val="1"/>
+      <w:numFmt w:val="bullet"/>
+      <w:lvlText w:val="○"/>
+      <w:lvlJc w:val="left"/>
+      <w:pPr>
+        <w:ind w:left="1440" w:hanging="360"/>
+      </w:pPr>
+      <w:rPr>
+        <w:u w:val="none"/>
+      </w:rPr>
+    </w:lvl>
+    <w:lvl w:ilvl="2">
+      <w:start w:val="1"/>
+      <w:numFmt w:val="bullet"/>
+      <w:lvlText w:val="■"/>
+      <w:lvlJc w:val="left"/>
+      <w:pPr>
+        <w:ind w:left="2160" w:hanging="360"/>
+      </w:pPr>
+      <w:rPr>
+        <w:u w:val="none"/>
+      </w:rPr>
+    </w:lvl>
+    <w:lvl w:ilvl="3">
+      <w:start w:val="1"/>
+      <w:numFmt w:val="bullet"/>
+      <w:lvlText w:val="●"/>
+      <w:lvlJc w:val="left"/>
+      <w:pPr>
+        <w:ind w:left="2880" w:hanging="360"/>
+      </w:pPr>
+      <w:rPr>
+        <w:u w:val="none"/>
+      </w:rPr>
+    </w:lvl>
+    <w:lvl w:ilvl="4">
+      <w:start w:val="1"/>
+      <w:numFmt w:val="bullet"/>
+      <w:lvlText w:val="○"/>
+      <w:lvlJc w:val="left"/>
+      <w:pPr>
+        <w:ind w:left="3600" w:hanging="360"/>
+      </w:pPr>
+      <w:rPr>
+        <w:u w:val="none"/>
+      </w:rPr>
+    </w:lvl>
+    <w:lvl w:ilvl="5">
+      <w:start w:val="1"/>
+      <w:numFmt w:val="bullet"/>
+      <w:lvlText w:val="■"/>
+      <w:lvlJc w:val="left"/>
+      <w:pPr>
+        <w:ind w:left="4320" w:hanging="360"/>
+      </w:pPr>
+      <w:rPr>
+        <w:u w:val="none"/>
+      </w:rPr>
+    </w:lvl>
+    <w:lvl w:ilvl="6">
+      <w:start w:val="1"/>
+      <w:numFmt w:val="bullet"/>
+      <w:lvlText w:val="●"/>
+      <w:lvlJc w:val="left"/>
+      <w:pPr>
+        <w:ind w:left="5040" w:hanging="360"/>
+      </w:pPr>
+      <w:rPr>
+        <w:u w:val="none"/>
+      </w:rPr>
+    </w:lvl>
+    <w:lvl w:ilvl="7">
+      <w:start w:val="1"/>
+      <w:numFmt w:val="bullet"/>
+      <w:lvlText w:val="○"/>
+      <w:lvlJc w:val="left"/>
+      <w:pPr>
+        <w:ind w:left="5760" w:hanging="360"/>
+      </w:pPr>
+      <w:rPr>
+        <w:u w:val="none"/>
+      </w:rPr>
+    </w:lvl>
+    <w:lvl w:ilvl="8">
+      <w:start w:val="1"/>
+      <w:numFmt w:val="bullet"/>
+      <w:lvlText w:val="■"/>
+      <w:lvlJc w:val="left"/>
+      <w:pPr>
+        <w:ind w:left="6480" w:hanging="360"/>
+      </w:pPr>
+      <w:rPr>
+        <w:u w:val="none"/>
+      </w:rPr>
+    </w:lvl>
+  </w:abstractNum>
+  <w:abstractNum w:abstractNumId="11">
+    <w:nsid w:val="5C335DCA"/>
+    <w:multiLevelType w:val="multilevel"/>
+    <w:tmpl w:val="D36674FE"/>
+    <w:lvl w:ilvl="0">
+      <w:start w:val="1"/>
+      <w:numFmt w:val="bullet"/>
+      <w:lvlText w:val="●"/>
+      <w:lvlJc w:val="left"/>
+      <w:pPr>
+        <w:ind w:left="720" w:hanging="360"/>
+      </w:pPr>
+      <w:rPr>
+        <w:u w:val="none"/>
+      </w:rPr>
+    </w:lvl>
+    <w:lvl w:ilvl="1">
+      <w:start w:val="1"/>
+      <w:numFmt w:val="bullet"/>
+      <w:lvlText w:val="○"/>
+      <w:lvlJc w:val="left"/>
+      <w:pPr>
+        <w:ind w:left="1440" w:hanging="360"/>
+      </w:pPr>
+      <w:rPr>
+        <w:u w:val="none"/>
+      </w:rPr>
+    </w:lvl>
+    <w:lvl w:ilvl="2">
+      <w:start w:val="1"/>
+      <w:numFmt w:val="bullet"/>
+      <w:lvlText w:val="■"/>
+      <w:lvlJc w:val="left"/>
+      <w:pPr>
+        <w:ind w:left="2160" w:hanging="360"/>
+      </w:pPr>
+      <w:rPr>
+        <w:u w:val="none"/>
+      </w:rPr>
+    </w:lvl>
+    <w:lvl w:ilvl="3">
+      <w:start w:val="1"/>
+      <w:numFmt w:val="bullet"/>
+      <w:lvlText w:val="●"/>
+      <w:lvlJc w:val="left"/>
+      <w:pPr>
+        <w:ind w:left="2880" w:hanging="360"/>
+      </w:pPr>
+      <w:rPr>
+        <w:u w:val="none"/>
+      </w:rPr>
+    </w:lvl>
+    <w:lvl w:ilvl="4">
+      <w:start w:val="1"/>
+      <w:numFmt w:val="bullet"/>
+      <w:lvlText w:val="○"/>
+      <w:lvlJc w:val="left"/>
+      <w:pPr>
+        <w:ind w:left="3600" w:hanging="360"/>
+      </w:pPr>
+      <w:rPr>
+        <w:u w:val="none"/>
+      </w:rPr>
+    </w:lvl>
+    <w:lvl w:ilvl="5">
+      <w:start w:val="1"/>
+      <w:numFmt w:val="bullet"/>
+      <w:lvlText w:val="■"/>
+      <w:lvlJc w:val="left"/>
+      <w:pPr>
+        <w:ind w:left="4320" w:hanging="360"/>
+      </w:pPr>
+      <w:rPr>
+        <w:u w:val="none"/>
+      </w:rPr>
+    </w:lvl>
+    <w:lvl w:ilvl="6">
+      <w:start w:val="1"/>
+      <w:numFmt w:val="bullet"/>
+      <w:lvlText w:val="●"/>
+      <w:lvlJc w:val="left"/>
+      <w:pPr>
+        <w:ind w:left="5040" w:hanging="360"/>
+      </w:pPr>
+      <w:rPr>
+        <w:u w:val="none"/>
+      </w:rPr>
+    </w:lvl>
+    <w:lvl w:ilvl="7">
+      <w:start w:val="1"/>
+      <w:numFmt w:val="bullet"/>
+      <w:lvlText w:val="○"/>
+      <w:lvlJc w:val="left"/>
+      <w:pPr>
+        <w:ind w:left="5760" w:hanging="360"/>
+      </w:pPr>
+      <w:rPr>
+        <w:u w:val="none"/>
+      </w:rPr>
+    </w:lvl>
+    <w:lvl w:ilvl="8">
+      <w:start w:val="1"/>
+      <w:numFmt w:val="bullet"/>
+      <w:lvlText w:val="■"/>
+      <w:lvlJc w:val="left"/>
+      <w:pPr>
+        <w:ind w:left="6480" w:hanging="360"/>
+      </w:pPr>
+      <w:rPr>
+        <w:u w:val="none"/>
+      </w:rPr>
+    </w:lvl>
+  </w:abstractNum>
   <w:num w:numId="1">
     <w:abstractNumId w:val="8"/>
   </w:num>
@@ -2138,11 +1747,20 @@
   <w:num w:numId="9">
     <w:abstractNumId w:val="0"/>
   </w:num>
+  <w:num w:numId="10">
+    <w:abstractNumId w:val="9"/>
+  </w:num>
+  <w:num w:numId="11">
+    <w:abstractNumId w:val="10"/>
+  </w:num>
+  <w:num w:numId="12">
+    <w:abstractNumId w:val="11"/>
+  </w:num>
 </w:numbering>
 </file>
 
 <file path=word/styles.xml><?xml version="1.0" encoding="utf-8"?>
-<w:styles xmlns:mc="http://schemas.openxmlformats.org/markup-compatibility/2006" xmlns:r="http://schemas.openxmlformats.org/officeDocument/2006/relationships" xmlns:w="http://schemas.openxmlformats.org/wordprocessingml/2006/main" xmlns:w14="http://schemas.microsoft.com/office/word/2010/wordml" mc:Ignorable="w14">
+<w:styles xmlns:r="http://schemas.openxmlformats.org/officeDocument/2006/relationships" xmlns:w="http://schemas.openxmlformats.org/wordprocessingml/2006/main">
   <w:docDefaults>
     <w:rPrDefault>
       <w:rPr>
@@ -2158,7 +1776,7 @@
       </w:pPr>
     </w:pPrDefault>
   </w:docDefaults>
-  <w:latentStyles w:defLockedState="0" w:defUIPriority="99" w:defSemiHidden="1" w:defUnhideWhenUsed="1" w:defQFormat="0" w:count="276">
+  <w:latentStyles w:defLockedState="0" w:defUIPriority="99" w:defSemiHidden="1" w:defUnhideWhenUsed="1" w:defQFormat="0" w:count="267">
     <w:lsdException w:name="Normal" w:semiHidden="0" w:uiPriority="0" w:unhideWhenUsed="0" w:qFormat="1"/>
     <w:lsdException w:name="heading 1" w:semiHidden="0" w:uiPriority="9" w:unhideWhenUsed="0" w:qFormat="1"/>
     <w:lsdException w:name="heading 2" w:uiPriority="9" w:qFormat="1"/>
@@ -2302,50 +1920,6 @@
     <w:qFormat/>
     <w:rsid w:val="00FC693F"/>
   </w:style>
-  <w:style w:type="paragraph" w:styleId="Header">
-    <w:name w:val="header"/>
-    <w:basedOn w:val="Normal"/>
-    <w:link w:val="HeaderChar"/>
-    <w:uiPriority w:val="99"/>
-    <w:unhideWhenUsed/>
-    <w:rsid w:val="00E618BF"/>
-    <w:pPr>
-      <w:tabs>
-        <w:tab w:val="center" w:pos="4680"/>
-        <w:tab w:val="right" w:pos="9360"/>
-      </w:tabs>
-      <w:spacing w:after="0" w:line="240" w:lineRule="auto"/>
-    </w:pPr>
-  </w:style>
-  <w:style w:type="character" w:customStyle="1" w:styleId="HeaderChar">
-    <w:name w:val="Header Char"/>
-    <w:basedOn w:val="DefaultParagraphFont"/>
-    <w:link w:val="Header"/>
-    <w:uiPriority w:val="99"/>
-    <w:rsid w:val="00E618BF"/>
-  </w:style>
-  <w:style w:type="paragraph" w:styleId="Footer">
-    <w:name w:val="footer"/>
-    <w:basedOn w:val="Normal"/>
-    <w:link w:val="FooterChar"/>
-    <w:uiPriority w:val="99"/>
-    <w:unhideWhenUsed/>
-    <w:rsid w:val="00E618BF"/>
-    <w:pPr>
-      <w:tabs>
-        <w:tab w:val="center" w:pos="4680"/>
-        <w:tab w:val="right" w:pos="9360"/>
-      </w:tabs>
-      <w:spacing w:after="0" w:line="240" w:lineRule="auto"/>
-    </w:pPr>
-  </w:style>
-  <w:style w:type="character" w:customStyle="1" w:styleId="FooterChar">
-    <w:name w:val="Footer Char"/>
-    <w:basedOn w:val="DefaultParagraphFont"/>
-    <w:link w:val="Footer"/>
-    <w:uiPriority w:val="99"/>
-    <w:rsid w:val="00E618BF"/>
-  </w:style>
   <w:style w:type="paragraph" w:styleId="Heading1">
     <w:name w:val="heading 1"/>
     <w:basedOn w:val="Normal"/>
@@ -2566,6 +2140,7 @@
     <w:uiPriority w:val="99"/>
     <w:semiHidden/>
     <w:unhideWhenUsed/>
+    <w:qFormat/>
     <w:tblPr>
       <w:tblInd w:w="0" w:type="dxa"/>
       <w:tblCellMar>
@@ -2581,6 +2156,50 @@
     <w:uiPriority w:val="99"/>
     <w:semiHidden/>
     <w:unhideWhenUsed/>
+  </w:style>
+  <w:style w:type="paragraph" w:styleId="Header">
+    <w:name w:val="header"/>
+    <w:basedOn w:val="Normal"/>
+    <w:link w:val="HeaderChar"/>
+    <w:uiPriority w:val="99"/>
+    <w:unhideWhenUsed/>
+    <w:rsid w:val="00E618BF"/>
+    <w:pPr>
+      <w:tabs>
+        <w:tab w:val="center" w:pos="4680"/>
+        <w:tab w:val="right" w:pos="9360"/>
+      </w:tabs>
+      <w:spacing w:after="0" w:line="240" w:lineRule="auto"/>
+    </w:pPr>
+  </w:style>
+  <w:style w:type="character" w:customStyle="1" w:styleId="HeaderChar">
+    <w:name w:val="Header Char"/>
+    <w:basedOn w:val="DefaultParagraphFont"/>
+    <w:link w:val="Header"/>
+    <w:uiPriority w:val="99"/>
+    <w:rsid w:val="00E618BF"/>
+  </w:style>
+  <w:style w:type="paragraph" w:styleId="Footer">
+    <w:name w:val="footer"/>
+    <w:basedOn w:val="Normal"/>
+    <w:link w:val="FooterChar"/>
+    <w:uiPriority w:val="99"/>
+    <w:unhideWhenUsed/>
+    <w:rsid w:val="00E618BF"/>
+    <w:pPr>
+      <w:tabs>
+        <w:tab w:val="center" w:pos="4680"/>
+        <w:tab w:val="right" w:pos="9360"/>
+      </w:tabs>
+      <w:spacing w:after="0" w:line="240" w:lineRule="auto"/>
+    </w:pPr>
+  </w:style>
+  <w:style w:type="character" w:customStyle="1" w:styleId="FooterChar">
+    <w:name w:val="Footer Char"/>
+    <w:basedOn w:val="DefaultParagraphFont"/>
+    <w:link w:val="Footer"/>
+    <w:uiPriority w:val="99"/>
+    <w:rsid w:val="00E618BF"/>
   </w:style>
   <w:style w:type="paragraph" w:styleId="NoSpacing">
     <w:name w:val="No Spacing"/>
@@ -13983,6 +13602,32 @@
         <w:shd w:val="clear" w:color="auto" w:fill="FBCAA2" w:themeFill="accent6" w:themeFillTint="7F"/>
       </w:tcPr>
     </w:tblStylePr>
+  </w:style>
+  <w:style w:type="paragraph" w:customStyle="1" w:styleId="normal0">
+    <w:name w:val="normal"/>
+    <w:rsid w:val="001E65C0"/>
+    <w:pPr>
+      <w:spacing w:after="0"/>
+    </w:pPr>
+    <w:rPr>
+      <w:rFonts w:ascii="Arial" w:eastAsia="Arial" w:hAnsi="Arial" w:cs="Arial"/>
+      <w:lang/>
+    </w:rPr>
+  </w:style>
+  <w:style w:type="paragraph" w:styleId="NormalWeb">
+    <w:name w:val="Normal (Web)"/>
+    <w:basedOn w:val="Normal"/>
+    <w:uiPriority w:val="99"/>
+    <w:unhideWhenUsed/>
+    <w:rsid w:val="00154E81"/>
+    <w:pPr>
+      <w:spacing w:before="100" w:beforeAutospacing="1" w:after="100" w:afterAutospacing="1" w:line="240" w:lineRule="auto"/>
+    </w:pPr>
+    <w:rPr>
+      <w:rFonts w:ascii="Times New Roman" w:eastAsia="Times New Roman" w:hAnsi="Times New Roman" w:cs="Times New Roman"/>
+      <w:sz w:val="24"/>
+      <w:szCs w:val="24"/>
+    </w:rPr>
   </w:style>
 </w:styles>
 </file>
